--- a/Tables/Table_1.docx
+++ b/Tables/Table_1.docx
@@ -20,213 +20,19 @@
         <w:rPr>
           <w:rFonts w:ascii="Times New Roman" w:hAnsi="Times New Roman" w:cs="Times New Roman"/>
         </w:rPr>
-        <w:t xml:space="preserve">. General and specific seagrass parameter estimates (mean ± </w:t>
-      </w:r>
-      <w:proofErr w:type="spellStart"/>
-      <w:r>
-        <w:rPr>
-          <w:rFonts w:ascii="Times New Roman" w:hAnsi="Times New Roman" w:cs="Times New Roman"/>
-        </w:rPr>
-        <w:t>s.d.</w:t>
-      </w:r>
-      <w:proofErr w:type="spellEnd"/>
-      <w:r>
-        <w:rPr>
-          <w:rFonts w:ascii="Times New Roman" w:hAnsi="Times New Roman" w:cs="Times New Roman"/>
-        </w:rPr>
-        <w:t>, Equation 2) based on</w:t>
-      </w:r>
-      <w:ins w:id="0" w:author="Luka Seamus Wright" w:date="2025-06-28T19:47:00Z" w16du:dateUtc="2025-06-28T11:47:00Z">
-        <w:r>
-          <w:rPr>
-            <w:rFonts w:ascii="Times New Roman" w:hAnsi="Times New Roman" w:cs="Times New Roman"/>
-          </w:rPr>
-          <w:t xml:space="preserve"> n =</w:t>
-        </w:r>
-      </w:ins>
-      <w:ins w:id="1" w:author="Luka Seamus Wright" w:date="2025-06-28T19:42:00Z" w16du:dateUtc="2025-06-28T11:42:00Z">
-        <w:r>
-          <w:rPr>
-            <w:rFonts w:ascii="Times New Roman" w:hAnsi="Times New Roman" w:cs="Times New Roman"/>
-          </w:rPr>
-          <w:t xml:space="preserve"> </w:t>
-        </w:r>
-      </w:ins>
-      <w:ins w:id="2" w:author="Luka Seamus Wright" w:date="2025-06-28T19:43:00Z" w16du:dateUtc="2025-06-28T11:43:00Z">
-        <w:r>
-          <w:rPr>
-            <w:rFonts w:ascii="Times New Roman" w:hAnsi="Times New Roman" w:cs="Times New Roman"/>
-          </w:rPr>
-          <w:t>39 (</w:t>
-        </w:r>
-        <w:proofErr w:type="spellStart"/>
-        <w:r>
-          <w:rPr>
-            <w:rFonts w:ascii="Times New Roman" w:hAnsi="Times New Roman" w:cs="Times New Roman"/>
-            <w:i/>
-            <w:iCs/>
-          </w:rPr>
-          <w:t>Amphibolis</w:t>
-        </w:r>
-        <w:proofErr w:type="spellEnd"/>
-        <w:r>
-          <w:rPr>
-            <w:rFonts w:ascii="Times New Roman" w:hAnsi="Times New Roman" w:cs="Times New Roman"/>
-            <w:i/>
-            <w:iCs/>
-          </w:rPr>
-          <w:t xml:space="preserve"> antarctica</w:t>
-        </w:r>
-        <w:r>
-          <w:rPr>
-            <w:rFonts w:ascii="Times New Roman" w:hAnsi="Times New Roman" w:cs="Times New Roman"/>
-          </w:rPr>
-          <w:t xml:space="preserve">) to </w:t>
-        </w:r>
-      </w:ins>
-      <w:ins w:id="3" w:author="Luka Seamus Wright" w:date="2025-06-28T19:42:00Z" w16du:dateUtc="2025-06-28T11:42:00Z">
-        <w:r>
-          <w:rPr>
-            <w:rFonts w:ascii="Times New Roman" w:hAnsi="Times New Roman" w:cs="Times New Roman"/>
-          </w:rPr>
-          <w:t>42 (</w:t>
-        </w:r>
-        <w:r>
-          <w:rPr>
-            <w:rFonts w:ascii="Times New Roman" w:hAnsi="Times New Roman" w:cs="Times New Roman"/>
-            <w:i/>
-            <w:iCs/>
-          </w:rPr>
-          <w:t>Halophila ovali</w:t>
-        </w:r>
-        <w:r>
-          <w:rPr>
-            <w:rFonts w:ascii="Times New Roman" w:hAnsi="Times New Roman" w:cs="Times New Roman"/>
-            <w:i/>
-            <w:iCs/>
-          </w:rPr>
-          <w:t>s</w:t>
-        </w:r>
-        <w:r>
-          <w:rPr>
-            <w:rFonts w:ascii="Times New Roman" w:hAnsi="Times New Roman" w:cs="Times New Roman"/>
-          </w:rPr>
-          <w:t xml:space="preserve">) </w:t>
-        </w:r>
-      </w:ins>
-      <w:ins w:id="4" w:author="Luka Seamus Wright" w:date="2025-06-28T19:44:00Z" w16du:dateUtc="2025-06-28T11:44:00Z">
-        <w:r>
-          <w:rPr>
-            <w:rFonts w:ascii="Times New Roman" w:hAnsi="Times New Roman" w:cs="Times New Roman"/>
-          </w:rPr>
-          <w:t xml:space="preserve">leaf </w:t>
-        </w:r>
-      </w:ins>
-      <w:ins w:id="5" w:author="Luka Seamus Wright" w:date="2025-06-28T19:43:00Z" w16du:dateUtc="2025-06-28T11:43:00Z">
-        <w:r>
-          <w:rPr>
-            <w:rFonts w:ascii="Times New Roman" w:hAnsi="Times New Roman" w:cs="Times New Roman"/>
-          </w:rPr>
-          <w:t>samples</w:t>
-        </w:r>
-      </w:ins>
-      <w:ins w:id="6" w:author="Luka Seamus Wright" w:date="2025-06-28T19:45:00Z" w16du:dateUtc="2025-06-28T11:45:00Z">
-        <w:r>
-          <w:rPr>
-            <w:rFonts w:ascii="Times New Roman" w:hAnsi="Times New Roman" w:cs="Times New Roman"/>
-          </w:rPr>
-          <w:t>.</w:t>
-        </w:r>
-      </w:ins>
-      <w:ins w:id="7" w:author="Luka Seamus Wright" w:date="2025-06-28T19:44:00Z" w16du:dateUtc="2025-06-28T11:44:00Z">
-        <w:r>
-          <w:rPr>
-            <w:rFonts w:ascii="Times New Roman" w:hAnsi="Times New Roman" w:cs="Times New Roman"/>
-          </w:rPr>
-          <w:t xml:space="preserve"> </w:t>
-        </w:r>
-      </w:ins>
-      <w:del w:id="8" w:author="Luka Seamus Wright" w:date="2025-06-28T19:46:00Z" w16du:dateUtc="2025-06-28T11:46:00Z">
-        <w:r>
-          <w:rPr>
-            <w:rFonts w:ascii="Times New Roman" w:hAnsi="Times New Roman" w:cs="Times New Roman"/>
-          </w:rPr>
-          <w:delText xml:space="preserve"> </w:delText>
-        </w:r>
-      </w:del>
-      <w:ins w:id="9" w:author="Luka Seamus Wright" w:date="2025-06-28T19:18:00Z" w16du:dateUtc="2025-06-28T11:18:00Z">
-        <w:r>
-          <w:rPr>
-            <w:rFonts w:ascii="Times New Roman" w:hAnsi="Times New Roman" w:cs="Times New Roman"/>
-          </w:rPr>
-          <w:t>8</w:t>
-        </w:r>
-        <w:r>
-          <w:rPr>
-            <w:rFonts w:ascii="Times New Roman" w:hAnsi="Times New Roman" w:cs="Times New Roman"/>
-          </w:rPr>
-          <w:t>×</w:t>
-        </w:r>
-        <w:r>
-          <w:rPr>
-            <w:rFonts w:ascii="Times New Roman" w:hAnsi="Times New Roman" w:cs="Times New Roman"/>
-          </w:rPr>
-          <w:t>10</w:t>
-        </w:r>
-        <w:r>
-          <w:rPr>
-            <w:rFonts w:ascii="Times New Roman" w:hAnsi="Times New Roman" w:cs="Times New Roman"/>
-            <w:vertAlign w:val="superscript"/>
-          </w:rPr>
-          <w:t>4</w:t>
-        </w:r>
-      </w:ins>
-      <w:del w:id="10" w:author="Luka Seamus Wright" w:date="2025-06-28T19:18:00Z" w16du:dateUtc="2025-06-28T11:18:00Z">
-        <w:r>
-          <w:rPr>
-            <w:rFonts w:ascii="Times New Roman" w:hAnsi="Times New Roman" w:cs="Times New Roman"/>
-          </w:rPr>
-          <w:delText>8</w:delText>
-        </w:r>
-        <w:r>
-          <w:rPr>
-            <w:rFonts w:ascii="Times New Roman" w:hAnsi="Times New Roman" w:cs="Times New Roman"/>
-            <w:vertAlign w:val="superscript"/>
-          </w:rPr>
-          <w:delText>4</w:delText>
-        </w:r>
-      </w:del>
-      <w:r>
-        <w:rPr>
-          <w:rFonts w:ascii="Times New Roman" w:hAnsi="Times New Roman" w:cs="Times New Roman"/>
-        </w:rPr>
-        <w:t xml:space="preserve"> posterior samples</w:t>
-      </w:r>
-      <w:ins w:id="11" w:author="Luka Seamus Wright" w:date="2025-06-28T19:46:00Z" w16du:dateUtc="2025-06-28T11:46:00Z">
-        <w:r>
-          <w:rPr>
-            <w:rFonts w:ascii="Times New Roman" w:hAnsi="Times New Roman" w:cs="Times New Roman"/>
-          </w:rPr>
-          <w:t xml:space="preserve"> were drawn from the parameter distributions to calculate these estimates</w:t>
-        </w:r>
-      </w:ins>
-      <w:r>
-        <w:rPr>
-          <w:rFonts w:ascii="Times New Roman" w:hAnsi="Times New Roman" w:cs="Times New Roman"/>
-        </w:rPr>
-        <w:t>.</w:t>
-      </w:r>
-      <w:r>
-        <w:rPr>
-          <w:rFonts w:ascii="Times New Roman" w:hAnsi="Times New Roman" w:cs="Times New Roman"/>
-        </w:rPr>
-        <w:t xml:space="preserve"> </w:t>
-      </w:r>
-      <w:r>
-        <w:rPr>
-          <w:rFonts w:ascii="Times New Roman" w:hAnsi="Times New Roman" w:cs="Times New Roman"/>
-        </w:rPr>
-        <w:t xml:space="preserve">Leaf-based </w:t>
+        <w:t>. General and specific seagrass parameter estimates (mean ± s.d., Equation 2) based on</w:t>
+      </w:r>
+      <w:r>
+        <w:rPr>
+          <w:rFonts w:ascii="Times New Roman" w:hAnsi="Times New Roman" w:cs="Times New Roman"/>
+        </w:rPr>
+        <w:t xml:space="preserve"> n =</w:t>
+      </w:r>
+      <w:r>
+        <w:rPr>
+          <w:rFonts w:ascii="Times New Roman" w:hAnsi="Times New Roman" w:cs="Times New Roman"/>
+        </w:rPr>
+        <w:t xml:space="preserve"> 39 (</w:t>
       </w:r>
       <w:r>
         <w:rPr>
@@ -234,13 +40,13 @@
           <w:i/>
           <w:iCs/>
         </w:rPr>
-        <w:t>α</w:t>
-      </w:r>
-      <w:r>
-        <w:rPr>
-          <w:rFonts w:ascii="Times New Roman" w:hAnsi="Times New Roman" w:cs="Times New Roman"/>
-        </w:rPr>
-        <w:t xml:space="preserve"> and </w:t>
+        <w:t>Amphibolis antarctica</w:t>
+      </w:r>
+      <w:r>
+        <w:rPr>
+          <w:rFonts w:ascii="Times New Roman" w:hAnsi="Times New Roman" w:cs="Times New Roman"/>
+        </w:rPr>
+        <w:t>) to 42 (</w:t>
       </w:r>
       <w:r>
         <w:rPr>
@@ -248,109 +54,7 @@
           <w:i/>
           <w:iCs/>
         </w:rPr>
-        <w:t>τ</w:t>
-      </w:r>
-      <w:r>
-        <w:rPr>
-          <w:rFonts w:ascii="Times New Roman" w:hAnsi="Times New Roman" w:cs="Times New Roman"/>
-        </w:rPr>
-        <w:t xml:space="preserve"> were not estimate</w:t>
-      </w:r>
-      <w:r>
-        <w:rPr>
-          <w:rFonts w:ascii="Times New Roman" w:hAnsi="Times New Roman" w:cs="Times New Roman"/>
-        </w:rPr>
-        <w:t>d</w:t>
-      </w:r>
-      <w:r>
-        <w:rPr>
-          <w:rFonts w:ascii="Times New Roman" w:hAnsi="Times New Roman" w:cs="Times New Roman"/>
-        </w:rPr>
-        <w:t xml:space="preserve"> </w:t>
-      </w:r>
-      <w:del w:id="12" w:author="Luka Seamus Wright" w:date="2025-06-28T19:29:00Z" w16du:dateUtc="2025-06-28T11:29:00Z">
-        <w:r>
-          <w:rPr>
-            <w:rFonts w:ascii="Times New Roman" w:hAnsi="Times New Roman" w:cs="Times New Roman"/>
-          </w:rPr>
-          <w:delText>across</w:delText>
-        </w:r>
-        <w:r>
-          <w:rPr>
-            <w:rFonts w:ascii="Times New Roman" w:hAnsi="Times New Roman" w:cs="Times New Roman"/>
-          </w:rPr>
-          <w:delText xml:space="preserve"> </w:delText>
-        </w:r>
-      </w:del>
-      <w:ins w:id="13" w:author="Luka Seamus Wright" w:date="2025-06-28T19:29:00Z" w16du:dateUtc="2025-06-28T11:29:00Z">
-        <w:r>
-          <w:rPr>
-            <w:rFonts w:ascii="Times New Roman" w:hAnsi="Times New Roman" w:cs="Times New Roman"/>
-          </w:rPr>
-          <w:t>for unobserved</w:t>
-        </w:r>
-        <w:r>
-          <w:rPr>
-            <w:rFonts w:ascii="Times New Roman" w:hAnsi="Times New Roman" w:cs="Times New Roman"/>
-          </w:rPr>
-          <w:t xml:space="preserve"> </w:t>
-        </w:r>
-      </w:ins>
-      <w:r>
-        <w:rPr>
-          <w:rFonts w:ascii="Times New Roman" w:hAnsi="Times New Roman" w:cs="Times New Roman"/>
-        </w:rPr>
-        <w:t>seagrasses since</w:t>
-      </w:r>
-      <w:r>
-        <w:rPr>
-          <w:rFonts w:ascii="Times New Roman" w:hAnsi="Times New Roman" w:cs="Times New Roman"/>
-        </w:rPr>
-        <w:t xml:space="preserve"> </w:t>
-      </w:r>
-      <w:r>
-        <w:rPr>
-          <w:rFonts w:ascii="Times New Roman" w:hAnsi="Times New Roman" w:cs="Times New Roman"/>
-        </w:rPr>
-        <w:t xml:space="preserve">generalisation on that scale is not </w:t>
-      </w:r>
-      <w:r>
-        <w:rPr>
-          <w:rFonts w:ascii="Times New Roman" w:hAnsi="Times New Roman" w:cs="Times New Roman"/>
-        </w:rPr>
-        <w:t xml:space="preserve">insightful </w:t>
-      </w:r>
-      <w:r>
-        <w:rPr>
-          <w:rFonts w:ascii="Times New Roman" w:hAnsi="Times New Roman" w:cs="Times New Roman"/>
-        </w:rPr>
-        <w:t xml:space="preserve">and models were </w:t>
-      </w:r>
-      <w:ins w:id="14" w:author="Luka Seamus Wright" w:date="2025-06-28T19:30:00Z" w16du:dateUtc="2025-06-28T11:30:00Z">
-        <w:r>
-          <w:rPr>
-            <w:rFonts w:ascii="Times New Roman" w:hAnsi="Times New Roman" w:cs="Times New Roman"/>
-          </w:rPr>
-          <w:t xml:space="preserve">already </w:t>
-        </w:r>
-      </w:ins>
-      <w:r>
-        <w:rPr>
-          <w:rFonts w:ascii="Times New Roman" w:hAnsi="Times New Roman" w:cs="Times New Roman"/>
-        </w:rPr>
-        <w:t>run on a sample mass basis</w:t>
-      </w:r>
-      <w:r>
-        <w:rPr>
-          <w:rFonts w:ascii="Times New Roman" w:hAnsi="Times New Roman" w:cs="Times New Roman"/>
-        </w:rPr>
-        <w:t>.</w:t>
-      </w:r>
-      <w:r>
-        <w:rPr>
-          <w:rFonts w:ascii="Times New Roman" w:hAnsi="Times New Roman" w:cs="Times New Roman"/>
-        </w:rPr>
-        <w:t xml:space="preserve"> Δ is the absolute difference between estimates for </w:t>
+        <w:t>Halophila ovali</w:t>
       </w:r>
       <w:r>
         <w:rPr>
@@ -358,35 +62,94 @@
           <w:i/>
           <w:iCs/>
         </w:rPr>
-        <w:t>H</w:t>
-      </w:r>
-      <w:ins w:id="15" w:author="Luka Seamus Wright" w:date="2025-06-28T19:47:00Z" w16du:dateUtc="2025-06-28T11:47:00Z">
-        <w:r>
-          <w:rPr>
-            <w:rFonts w:ascii="Times New Roman" w:hAnsi="Times New Roman" w:cs="Times New Roman"/>
-            <w:i/>
-            <w:iCs/>
-          </w:rPr>
-          <w:t>.</w:t>
-        </w:r>
-      </w:ins>
-      <w:del w:id="16" w:author="Luka Seamus Wright" w:date="2025-06-28T19:47:00Z" w16du:dateUtc="2025-06-28T11:47:00Z">
-        <w:r>
-          <w:rPr>
-            <w:rFonts w:ascii="Times New Roman" w:hAnsi="Times New Roman" w:cs="Times New Roman"/>
-            <w:i/>
-            <w:iCs/>
-          </w:rPr>
-          <w:delText>alophila</w:delText>
-        </w:r>
-      </w:del>
+        <w:t>s</w:t>
+      </w:r>
+      <w:r>
+        <w:rPr>
+          <w:rFonts w:ascii="Times New Roman" w:hAnsi="Times New Roman" w:cs="Times New Roman"/>
+        </w:rPr>
+        <w:t xml:space="preserve">) </w:t>
+      </w:r>
+      <w:r>
+        <w:rPr>
+          <w:rFonts w:ascii="Times New Roman" w:hAnsi="Times New Roman" w:cs="Times New Roman"/>
+        </w:rPr>
+        <w:t xml:space="preserve">leaf </w:t>
+      </w:r>
+      <w:r>
+        <w:rPr>
+          <w:rFonts w:ascii="Times New Roman" w:hAnsi="Times New Roman" w:cs="Times New Roman"/>
+        </w:rPr>
+        <w:t>samples</w:t>
+      </w:r>
+      <w:r>
+        <w:rPr>
+          <w:rFonts w:ascii="Times New Roman" w:hAnsi="Times New Roman" w:cs="Times New Roman"/>
+        </w:rPr>
+        <w:t xml:space="preserve">. </w:t>
+      </w:r>
+      <w:r>
+        <w:rPr>
+          <w:rFonts w:ascii="Times New Roman" w:hAnsi="Times New Roman" w:cs="Times New Roman"/>
+        </w:rPr>
+        <w:t>8</w:t>
+      </w:r>
+      <w:r>
+        <w:rPr>
+          <w:rFonts w:ascii="Times New Roman" w:hAnsi="Times New Roman" w:cs="Times New Roman"/>
+        </w:rPr>
+        <w:t>×</w:t>
+      </w:r>
+      <w:r>
+        <w:rPr>
+          <w:rFonts w:ascii="Times New Roman" w:hAnsi="Times New Roman" w:cs="Times New Roman"/>
+        </w:rPr>
+        <w:t>10</w:t>
+      </w:r>
+      <w:r>
+        <w:rPr>
+          <w:rFonts w:ascii="Times New Roman" w:hAnsi="Times New Roman" w:cs="Times New Roman"/>
+          <w:vertAlign w:val="superscript"/>
+        </w:rPr>
+        <w:t>4</w:t>
+      </w:r>
+      <w:r>
+        <w:rPr>
+          <w:rFonts w:ascii="Times New Roman" w:hAnsi="Times New Roman" w:cs="Times New Roman"/>
+        </w:rPr>
+        <w:t xml:space="preserve"> posterior samples</w:t>
+      </w:r>
+      <w:r>
+        <w:rPr>
+          <w:rFonts w:ascii="Times New Roman" w:hAnsi="Times New Roman" w:cs="Times New Roman"/>
+        </w:rPr>
+        <w:t xml:space="preserve"> were drawn from the parameter distributions to calculate these estimates</w:t>
+      </w:r>
+      <w:r>
+        <w:rPr>
+          <w:rFonts w:ascii="Times New Roman" w:hAnsi="Times New Roman" w:cs="Times New Roman"/>
+        </w:rPr>
+        <w:t>.</w:t>
+      </w:r>
+      <w:r>
+        <w:rPr>
+          <w:rFonts w:ascii="Times New Roman" w:hAnsi="Times New Roman" w:cs="Times New Roman"/>
+        </w:rPr>
+        <w:t xml:space="preserve"> </w:t>
+      </w:r>
+      <w:r>
+        <w:rPr>
+          <w:rFonts w:ascii="Times New Roman" w:hAnsi="Times New Roman" w:cs="Times New Roman"/>
+        </w:rPr>
+        <w:t xml:space="preserve">Leaf-based </w:t>
+      </w:r>
       <w:r>
         <w:rPr>
           <w:rFonts w:ascii="Times New Roman" w:hAnsi="Times New Roman" w:cs="Times New Roman"/>
           <w:i/>
           <w:iCs/>
         </w:rPr>
-        <w:t xml:space="preserve"> ovalis</w:t>
+        <w:t>α</w:t>
       </w:r>
       <w:r>
         <w:rPr>
@@ -400,41 +163,99 @@
           <w:i/>
           <w:iCs/>
         </w:rPr>
-        <w:t>A</w:t>
-      </w:r>
-      <w:ins w:id="17" w:author="Luka Seamus Wright" w:date="2025-06-28T19:47:00Z" w16du:dateUtc="2025-06-28T11:47:00Z">
-        <w:r>
-          <w:rPr>
-            <w:rFonts w:ascii="Times New Roman" w:hAnsi="Times New Roman" w:cs="Times New Roman"/>
-            <w:i/>
-            <w:iCs/>
-          </w:rPr>
-          <w:t>.</w:t>
-        </w:r>
-      </w:ins>
-      <w:del w:id="18" w:author="Luka Seamus Wright" w:date="2025-06-28T19:47:00Z" w16du:dateUtc="2025-06-28T11:47:00Z">
-        <w:r>
-          <w:rPr>
-            <w:rFonts w:ascii="Times New Roman" w:hAnsi="Times New Roman" w:cs="Times New Roman"/>
-            <w:i/>
-            <w:iCs/>
-          </w:rPr>
-          <w:delText>mphibolis</w:delText>
-        </w:r>
-      </w:del>
+        <w:t>τ</w:t>
+      </w:r>
+      <w:r>
+        <w:rPr>
+          <w:rFonts w:ascii="Times New Roman" w:hAnsi="Times New Roman" w:cs="Times New Roman"/>
+        </w:rPr>
+        <w:t xml:space="preserve"> were not estimate</w:t>
+      </w:r>
+      <w:r>
+        <w:rPr>
+          <w:rFonts w:ascii="Times New Roman" w:hAnsi="Times New Roman" w:cs="Times New Roman"/>
+        </w:rPr>
+        <w:t>d</w:t>
+      </w:r>
+      <w:r>
+        <w:rPr>
+          <w:rFonts w:ascii="Times New Roman" w:hAnsi="Times New Roman" w:cs="Times New Roman"/>
+        </w:rPr>
+        <w:t xml:space="preserve"> </w:t>
+      </w:r>
+      <w:r>
+        <w:rPr>
+          <w:rFonts w:ascii="Times New Roman" w:hAnsi="Times New Roman" w:cs="Times New Roman"/>
+        </w:rPr>
+        <w:t>for unobserved</w:t>
+      </w:r>
+      <w:r>
+        <w:rPr>
+          <w:rFonts w:ascii="Times New Roman" w:hAnsi="Times New Roman" w:cs="Times New Roman"/>
+        </w:rPr>
+        <w:t xml:space="preserve"> </w:t>
+      </w:r>
+      <w:r>
+        <w:rPr>
+          <w:rFonts w:ascii="Times New Roman" w:hAnsi="Times New Roman" w:cs="Times New Roman"/>
+        </w:rPr>
+        <w:t>seagrasses since</w:t>
+      </w:r>
+      <w:r>
+        <w:rPr>
+          <w:rFonts w:ascii="Times New Roman" w:hAnsi="Times New Roman" w:cs="Times New Roman"/>
+        </w:rPr>
+        <w:t xml:space="preserve"> </w:t>
+      </w:r>
+      <w:r>
+        <w:rPr>
+          <w:rFonts w:ascii="Times New Roman" w:hAnsi="Times New Roman" w:cs="Times New Roman"/>
+        </w:rPr>
+        <w:t xml:space="preserve">generalisation on that scale is not </w:t>
+      </w:r>
+      <w:r>
+        <w:rPr>
+          <w:rFonts w:ascii="Times New Roman" w:hAnsi="Times New Roman" w:cs="Times New Roman"/>
+        </w:rPr>
+        <w:t xml:space="preserve">insightful </w:t>
+      </w:r>
+      <w:r>
+        <w:rPr>
+          <w:rFonts w:ascii="Times New Roman" w:hAnsi="Times New Roman" w:cs="Times New Roman"/>
+        </w:rPr>
+        <w:t xml:space="preserve">and models were </w:t>
+      </w:r>
+      <w:r>
+        <w:rPr>
+          <w:rFonts w:ascii="Times New Roman" w:hAnsi="Times New Roman" w:cs="Times New Roman"/>
+        </w:rPr>
+        <w:t xml:space="preserve">already </w:t>
+      </w:r>
+      <w:r>
+        <w:rPr>
+          <w:rFonts w:ascii="Times New Roman" w:hAnsi="Times New Roman" w:cs="Times New Roman"/>
+        </w:rPr>
+        <w:t>run on a sample mass basis</w:t>
+      </w:r>
+      <w:r>
+        <w:rPr>
+          <w:rFonts w:ascii="Times New Roman" w:hAnsi="Times New Roman" w:cs="Times New Roman"/>
+        </w:rPr>
+        <w:t>.</w:t>
+      </w:r>
+      <w:r>
+        <w:rPr>
+          <w:rFonts w:ascii="Times New Roman" w:hAnsi="Times New Roman" w:cs="Times New Roman"/>
+        </w:rPr>
+        <w:t xml:space="preserve"> Δ is the absolute difference between estimates for </w:t>
+      </w:r>
       <w:r>
         <w:rPr>
           <w:rFonts w:ascii="Times New Roman" w:hAnsi="Times New Roman" w:cs="Times New Roman"/>
           <w:i/>
           <w:iCs/>
         </w:rPr>
-        <w:t xml:space="preserve"> antarctica</w:t>
-      </w:r>
-      <w:r>
-        <w:rPr>
-          <w:rFonts w:ascii="Times New Roman" w:hAnsi="Times New Roman" w:cs="Times New Roman"/>
-        </w:rPr>
-        <w:t xml:space="preserve">. P is the probability that estimates for </w:t>
+        <w:t>H</w:t>
       </w:r>
       <w:r>
         <w:rPr>
@@ -442,28 +263,8 @@
           <w:i/>
           <w:iCs/>
         </w:rPr>
-        <w:t>H</w:t>
-      </w:r>
-      <w:ins w:id="19" w:author="Luka Seamus Wright" w:date="2025-06-28T19:47:00Z" w16du:dateUtc="2025-06-28T11:47:00Z">
-        <w:r>
-          <w:rPr>
-            <w:rFonts w:ascii="Times New Roman" w:hAnsi="Times New Roman" w:cs="Times New Roman"/>
-            <w:i/>
-            <w:iCs/>
-          </w:rPr>
-          <w:t>.</w:t>
-        </w:r>
-      </w:ins>
-      <w:del w:id="20" w:author="Luka Seamus Wright" w:date="2025-06-28T19:47:00Z" w16du:dateUtc="2025-06-28T11:47:00Z">
-        <w:r>
-          <w:rPr>
-            <w:rFonts w:ascii="Times New Roman" w:hAnsi="Times New Roman" w:cs="Times New Roman"/>
-            <w:i/>
-            <w:iCs/>
-          </w:rPr>
-          <w:delText>alophila</w:delText>
-        </w:r>
-      </w:del>
+        <w:t>.</w:t>
+      </w:r>
       <w:r>
         <w:rPr>
           <w:rFonts w:ascii="Times New Roman" w:hAnsi="Times New Roman" w:cs="Times New Roman"/>
@@ -486,26 +287,74 @@
         </w:rPr>
         <w:t>A</w:t>
       </w:r>
-      <w:ins w:id="21" w:author="Luka Seamus Wright" w:date="2025-06-28T19:48:00Z" w16du:dateUtc="2025-06-28T11:48:00Z">
-        <w:r>
-          <w:rPr>
-            <w:rFonts w:ascii="Times New Roman" w:hAnsi="Times New Roman" w:cs="Times New Roman"/>
-            <w:i/>
-            <w:iCs/>
-          </w:rPr>
-          <w:t>.</w:t>
-        </w:r>
-      </w:ins>
-      <w:del w:id="22" w:author="Luka Seamus Wright" w:date="2025-06-28T19:48:00Z" w16du:dateUtc="2025-06-28T11:48:00Z">
-        <w:r>
-          <w:rPr>
-            <w:rFonts w:ascii="Times New Roman" w:hAnsi="Times New Roman" w:cs="Times New Roman"/>
-            <w:i/>
-            <w:iCs/>
-          </w:rPr>
-          <w:delText>mphibolis</w:delText>
-        </w:r>
-      </w:del>
+      <w:r>
+        <w:rPr>
+          <w:rFonts w:ascii="Times New Roman" w:hAnsi="Times New Roman" w:cs="Times New Roman"/>
+          <w:i/>
+          <w:iCs/>
+        </w:rPr>
+        <w:t>.</w:t>
+      </w:r>
+      <w:r>
+        <w:rPr>
+          <w:rFonts w:ascii="Times New Roman" w:hAnsi="Times New Roman" w:cs="Times New Roman"/>
+          <w:i/>
+          <w:iCs/>
+        </w:rPr>
+        <w:t xml:space="preserve"> antarctica</w:t>
+      </w:r>
+      <w:r>
+        <w:rPr>
+          <w:rFonts w:ascii="Times New Roman" w:hAnsi="Times New Roman" w:cs="Times New Roman"/>
+        </w:rPr>
+        <w:t xml:space="preserve">. P is the probability that estimates for </w:t>
+      </w:r>
+      <w:r>
+        <w:rPr>
+          <w:rFonts w:ascii="Times New Roman" w:hAnsi="Times New Roman" w:cs="Times New Roman"/>
+          <w:i/>
+          <w:iCs/>
+        </w:rPr>
+        <w:t>H</w:t>
+      </w:r>
+      <w:r>
+        <w:rPr>
+          <w:rFonts w:ascii="Times New Roman" w:hAnsi="Times New Roman" w:cs="Times New Roman"/>
+          <w:i/>
+          <w:iCs/>
+        </w:rPr>
+        <w:t>.</w:t>
+      </w:r>
+      <w:r>
+        <w:rPr>
+          <w:rFonts w:ascii="Times New Roman" w:hAnsi="Times New Roman" w:cs="Times New Roman"/>
+          <w:i/>
+          <w:iCs/>
+        </w:rPr>
+        <w:t xml:space="preserve"> ovalis</w:t>
+      </w:r>
+      <w:r>
+        <w:rPr>
+          <w:rFonts w:ascii="Times New Roman" w:hAnsi="Times New Roman" w:cs="Times New Roman"/>
+        </w:rPr>
+        <w:t xml:space="preserve"> and </w:t>
+      </w:r>
+      <w:r>
+        <w:rPr>
+          <w:rFonts w:ascii="Times New Roman" w:hAnsi="Times New Roman" w:cs="Times New Roman"/>
+          <w:i/>
+          <w:iCs/>
+        </w:rPr>
+        <w:t>A</w:t>
+      </w:r>
+      <w:r>
+        <w:rPr>
+          <w:rFonts w:ascii="Times New Roman" w:hAnsi="Times New Roman" w:cs="Times New Roman"/>
+          <w:i/>
+          <w:iCs/>
+        </w:rPr>
+        <w:t>.</w:t>
+      </w:r>
       <w:r>
         <w:rPr>
           <w:rFonts w:ascii="Times New Roman" w:hAnsi="Times New Roman" w:cs="Times New Roman"/>
@@ -584,12 +433,12 @@
         <w:tblLook w:val="04A0" w:firstRow="1" w:lastRow="0" w:firstColumn="1" w:lastColumn="0" w:noHBand="0" w:noVBand="1"/>
       </w:tblPr>
       <w:tblGrid>
-        <w:gridCol w:w="1760"/>
-        <w:gridCol w:w="1249"/>
-        <w:gridCol w:w="1624"/>
-        <w:gridCol w:w="2122"/>
-        <w:gridCol w:w="1355"/>
-        <w:gridCol w:w="916"/>
+        <w:gridCol w:w="1823"/>
+        <w:gridCol w:w="1311"/>
+        <w:gridCol w:w="1686"/>
+        <w:gridCol w:w="2184"/>
+        <w:gridCol w:w="1417"/>
+        <w:gridCol w:w="605"/>
       </w:tblGrid>
       <w:tr>
         <w:tc>
@@ -720,7 +569,6 @@
                 <w:szCs w:val="20"/>
               </w:rPr>
             </w:pPr>
-            <w:proofErr w:type="spellStart"/>
             <w:r>
               <w:rPr>
                 <w:rFonts w:ascii="Times New Roman" w:hAnsi="Times New Roman" w:cs="Times New Roman"/>
@@ -745,7 +593,6 @@
               </w:rPr>
               <w:t>mphibolis</w:t>
             </w:r>
-            <w:proofErr w:type="spellEnd"/>
             <w:r>
               <w:rPr>
                 <w:rFonts w:ascii="Times New Roman" w:hAnsi="Times New Roman" w:cs="Times New Roman"/>
@@ -1048,28 +895,15 @@
               </w:rPr>
               <w:t xml:space="preserve">32 ± </w:t>
             </w:r>
-            <w:ins w:id="23" w:author="Luka Seamus Wright" w:date="2025-06-28T19:19:00Z" w16du:dateUtc="2025-06-28T11:19:00Z">
-              <w:r>
-                <w:rPr>
-                  <w:rFonts w:ascii="Times New Roman" w:hAnsi="Times New Roman" w:cs="Times New Roman"/>
-                  <w:color w:val="000000"/>
-                  <w:sz w:val="20"/>
-                  <w:szCs w:val="20"/>
-                </w:rPr>
-                <w:t>5.2</w:t>
-              </w:r>
-            </w:ins>
-            <w:del w:id="24" w:author="Luka Seamus Wright" w:date="2025-06-28T19:19:00Z" w16du:dateUtc="2025-06-28T11:19:00Z">
-              <w:r>
-                <w:rPr>
-                  <w:rFonts w:ascii="Times New Roman" w:hAnsi="Times New Roman" w:cs="Times New Roman"/>
-                  <w:color w:val="000000"/>
-                  <w:sz w:val="20"/>
-                  <w:szCs w:val="20"/>
-                </w:rPr>
-                <w:delText>1.7</w:delText>
-              </w:r>
-            </w:del>
+            <w:r>
+              <w:rPr>
+                <w:rFonts w:ascii="Times New Roman" w:hAnsi="Times New Roman" w:cs="Times New Roman"/>
+                <w:color w:val="000000"/>
+                <w:sz w:val="20"/>
+                <w:szCs w:val="20"/>
+              </w:rPr>
+              <w:t>5.2</w:t>
+            </w:r>
           </w:p>
         </w:tc>
         <w:tc>
@@ -1085,28 +919,15 @@
                 <w:szCs w:val="20"/>
               </w:rPr>
             </w:pPr>
-            <w:ins w:id="25" w:author="Luka Seamus Wright" w:date="2025-06-28T19:21:00Z" w16du:dateUtc="2025-06-28T11:21:00Z">
-              <w:r>
-                <w:rPr>
-                  <w:rFonts w:ascii="Times New Roman" w:hAnsi="Times New Roman" w:cs="Times New Roman"/>
-                  <w:color w:val="000000"/>
-                  <w:sz w:val="20"/>
-                  <w:szCs w:val="20"/>
-                </w:rPr>
-                <w:t>31</w:t>
-              </w:r>
-            </w:ins>
-            <w:del w:id="26" w:author="Luka Seamus Wright" w:date="2025-06-28T19:21:00Z" w16du:dateUtc="2025-06-28T11:21:00Z">
-              <w:r>
-                <w:rPr>
-                  <w:rFonts w:ascii="Times New Roman" w:hAnsi="Times New Roman" w:cs="Times New Roman"/>
-                  <w:color w:val="000000"/>
-                  <w:sz w:val="20"/>
-                  <w:szCs w:val="20"/>
-                </w:rPr>
-                <w:delText>32</w:delText>
-              </w:r>
-            </w:del>
+            <w:r>
+              <w:rPr>
+                <w:rFonts w:ascii="Times New Roman" w:hAnsi="Times New Roman" w:cs="Times New Roman"/>
+                <w:color w:val="000000"/>
+                <w:sz w:val="20"/>
+                <w:szCs w:val="20"/>
+              </w:rPr>
+              <w:t>31</w:t>
+            </w:r>
             <w:r>
               <w:rPr>
                 <w:rFonts w:ascii="Times New Roman" w:hAnsi="Times New Roman" w:cs="Times New Roman"/>
@@ -1116,28 +937,15 @@
               </w:rPr>
               <w:t xml:space="preserve"> ± </w:t>
             </w:r>
-            <w:ins w:id="27" w:author="Luka Seamus Wright" w:date="2025-06-28T19:21:00Z" w16du:dateUtc="2025-06-28T11:21:00Z">
-              <w:r>
-                <w:rPr>
-                  <w:rFonts w:ascii="Times New Roman" w:hAnsi="Times New Roman" w:cs="Times New Roman"/>
-                  <w:color w:val="000000"/>
-                  <w:sz w:val="20"/>
-                  <w:szCs w:val="20"/>
-                </w:rPr>
-                <w:t>1.4</w:t>
-              </w:r>
-            </w:ins>
-            <w:del w:id="28" w:author="Luka Seamus Wright" w:date="2025-06-28T19:21:00Z" w16du:dateUtc="2025-06-28T11:21:00Z">
-              <w:r>
-                <w:rPr>
-                  <w:rFonts w:ascii="Times New Roman" w:hAnsi="Times New Roman" w:cs="Times New Roman"/>
-                  <w:color w:val="000000"/>
-                  <w:sz w:val="20"/>
-                  <w:szCs w:val="20"/>
-                </w:rPr>
-                <w:delText>1.6</w:delText>
-              </w:r>
-            </w:del>
+            <w:r>
+              <w:rPr>
+                <w:rFonts w:ascii="Times New Roman" w:hAnsi="Times New Roman" w:cs="Times New Roman"/>
+                <w:color w:val="000000"/>
+                <w:sz w:val="20"/>
+                <w:szCs w:val="20"/>
+              </w:rPr>
+              <w:t>1.4</w:t>
+            </w:r>
           </w:p>
         </w:tc>
         <w:tc>
@@ -1177,28 +985,15 @@
                 <w:szCs w:val="20"/>
               </w:rPr>
             </w:pPr>
-            <w:ins w:id="29" w:author="Luka Seamus Wright" w:date="2025-06-28T19:25:00Z" w16du:dateUtc="2025-06-28T11:25:00Z">
-              <w:r>
-                <w:rPr>
-                  <w:rFonts w:ascii="Times New Roman" w:hAnsi="Times New Roman" w:cs="Times New Roman"/>
-                  <w:color w:val="000000"/>
-                  <w:sz w:val="20"/>
-                  <w:szCs w:val="20"/>
-                </w:rPr>
-                <w:t xml:space="preserve">2.2 </w:t>
-              </w:r>
-            </w:ins>
-            <w:del w:id="30" w:author="Luka Seamus Wright" w:date="2025-06-28T19:25:00Z" w16du:dateUtc="2025-06-28T11:25:00Z">
-              <w:r>
-                <w:rPr>
-                  <w:rFonts w:ascii="Times New Roman" w:hAnsi="Times New Roman" w:cs="Times New Roman"/>
-                  <w:color w:val="000000"/>
-                  <w:sz w:val="20"/>
-                  <w:szCs w:val="20"/>
-                </w:rPr>
-                <w:delText xml:space="preserve">1.1 </w:delText>
-              </w:r>
-            </w:del>
+            <w:r>
+              <w:rPr>
+                <w:rFonts w:ascii="Times New Roman" w:hAnsi="Times New Roman" w:cs="Times New Roman"/>
+                <w:color w:val="000000"/>
+                <w:sz w:val="20"/>
+                <w:szCs w:val="20"/>
+              </w:rPr>
+              <w:t xml:space="preserve">2.2 </w:t>
+            </w:r>
             <w:r>
               <w:rPr>
                 <w:rFonts w:ascii="Times New Roman" w:hAnsi="Times New Roman" w:cs="Times New Roman"/>
@@ -1223,28 +1018,15 @@
                 <w:szCs w:val="20"/>
               </w:rPr>
             </w:pPr>
-            <w:ins w:id="31" w:author="Luka Seamus Wright" w:date="2025-06-28T19:26:00Z" w16du:dateUtc="2025-06-28T11:26:00Z">
-              <w:r>
-                <w:rPr>
-                  <w:rFonts w:ascii="Times New Roman" w:hAnsi="Times New Roman" w:cs="Times New Roman"/>
-                  <w:color w:val="000000"/>
-                  <w:sz w:val="20"/>
-                  <w:szCs w:val="20"/>
-                </w:rPr>
-                <w:t>0.89</w:t>
-              </w:r>
-            </w:ins>
-            <w:del w:id="32" w:author="Luka Seamus Wright" w:date="2025-06-28T19:26:00Z" w16du:dateUtc="2025-06-28T11:26:00Z">
-              <w:r>
-                <w:rPr>
-                  <w:rFonts w:ascii="Times New Roman" w:hAnsi="Times New Roman" w:cs="Times New Roman"/>
-                  <w:color w:val="000000"/>
-                  <w:sz w:val="20"/>
-                  <w:szCs w:val="20"/>
-                </w:rPr>
-                <w:delText>0.74</w:delText>
-              </w:r>
-            </w:del>
+            <w:r>
+              <w:rPr>
+                <w:rFonts w:ascii="Times New Roman" w:hAnsi="Times New Roman" w:cs="Times New Roman"/>
+                <w:color w:val="000000"/>
+                <w:sz w:val="20"/>
+                <w:szCs w:val="20"/>
+              </w:rPr>
+              <w:t>0.89</w:t>
+            </w:r>
           </w:p>
         </w:tc>
       </w:tr>
@@ -1346,39 +1128,24 @@
                 <w:szCs w:val="20"/>
               </w:rPr>
             </w:pPr>
-            <w:ins w:id="33" w:author="Luka Seamus Wright" w:date="2025-06-28T19:19:00Z" w16du:dateUtc="2025-06-28T11:19:00Z">
-              <w:r>
-                <w:rPr>
-                  <w:rFonts w:ascii="Times New Roman" w:hAnsi="Times New Roman" w:cs="Times New Roman"/>
-                  <w:color w:val="000000"/>
-                  <w:sz w:val="20"/>
-                  <w:szCs w:val="20"/>
-                </w:rPr>
-                <w:t>1.7</w:t>
-              </w:r>
-            </w:ins>
-            <w:del w:id="34" w:author="Luka Seamus Wright" w:date="2025-06-28T19:19:00Z" w16du:dateUtc="2025-06-28T11:19:00Z">
-              <w:r>
-                <w:rPr>
-                  <w:rFonts w:ascii="Times New Roman" w:hAnsi="Times New Roman" w:cs="Times New Roman"/>
-                  <w:color w:val="000000"/>
-                  <w:sz w:val="20"/>
-                  <w:szCs w:val="20"/>
-                </w:rPr>
-                <w:delText xml:space="preserve">1.4 </w:delText>
-              </w:r>
-            </w:del>
-            <w:ins w:id="35" w:author="Luka Seamus Wright" w:date="2025-06-28T19:19:00Z" w16du:dateUtc="2025-06-28T11:19:00Z">
-              <w:r>
-                <w:rPr>
-                  <w:rFonts w:ascii="Times New Roman" w:hAnsi="Times New Roman" w:cs="Times New Roman"/>
-                  <w:color w:val="000000"/>
-                  <w:sz w:val="20"/>
-                  <w:szCs w:val="20"/>
-                </w:rPr>
-                <w:t xml:space="preserve"> </w:t>
-              </w:r>
-            </w:ins>
+            <w:r>
+              <w:rPr>
+                <w:rFonts w:ascii="Times New Roman" w:hAnsi="Times New Roman" w:cs="Times New Roman"/>
+                <w:color w:val="000000"/>
+                <w:sz w:val="20"/>
+                <w:szCs w:val="20"/>
+              </w:rPr>
+              <w:t>1.7</w:t>
+            </w:r>
+            <w:r>
+              <w:rPr>
+                <w:rFonts w:ascii="Times New Roman" w:hAnsi="Times New Roman" w:cs="Times New Roman"/>
+                <w:color w:val="000000"/>
+                <w:sz w:val="20"/>
+                <w:szCs w:val="20"/>
+              </w:rPr>
+              <w:t xml:space="preserve"> </w:t>
+            </w:r>
             <w:r>
               <w:rPr>
                 <w:rFonts w:ascii="Times New Roman" w:hAnsi="Times New Roman" w:cs="Times New Roman"/>
@@ -1388,28 +1155,15 @@
               </w:rPr>
               <w:t xml:space="preserve">± </w:t>
             </w:r>
-            <w:ins w:id="36" w:author="Luka Seamus Wright" w:date="2025-06-28T19:19:00Z" w16du:dateUtc="2025-06-28T11:19:00Z">
-              <w:r>
-                <w:rPr>
-                  <w:rFonts w:ascii="Times New Roman" w:hAnsi="Times New Roman" w:cs="Times New Roman"/>
-                  <w:color w:val="000000"/>
-                  <w:sz w:val="20"/>
-                  <w:szCs w:val="20"/>
-                </w:rPr>
-                <w:t>1.5</w:t>
-              </w:r>
-            </w:ins>
-            <w:del w:id="37" w:author="Luka Seamus Wright" w:date="2025-06-28T19:19:00Z" w16du:dateUtc="2025-06-28T11:19:00Z">
-              <w:r>
-                <w:rPr>
-                  <w:rFonts w:ascii="Times New Roman" w:hAnsi="Times New Roman" w:cs="Times New Roman"/>
-                  <w:color w:val="000000"/>
-                  <w:sz w:val="20"/>
-                  <w:szCs w:val="20"/>
-                </w:rPr>
-                <w:delText>0.93</w:delText>
-              </w:r>
-            </w:del>
+            <w:r>
+              <w:rPr>
+                <w:rFonts w:ascii="Times New Roman" w:hAnsi="Times New Roman" w:cs="Times New Roman"/>
+                <w:color w:val="000000"/>
+                <w:sz w:val="20"/>
+                <w:szCs w:val="20"/>
+              </w:rPr>
+              <w:t>1.5</w:t>
+            </w:r>
           </w:p>
         </w:tc>
         <w:tc>
@@ -1425,39 +1179,24 @@
                 <w:szCs w:val="20"/>
               </w:rPr>
             </w:pPr>
-            <w:ins w:id="38" w:author="Luka Seamus Wright" w:date="2025-06-28T19:22:00Z" w16du:dateUtc="2025-06-28T11:22:00Z">
-              <w:r>
-                <w:rPr>
-                  <w:rFonts w:ascii="Times New Roman" w:hAnsi="Times New Roman" w:cs="Times New Roman"/>
-                  <w:color w:val="000000"/>
-                  <w:sz w:val="20"/>
-                  <w:szCs w:val="20"/>
-                </w:rPr>
-                <w:t>1.5</w:t>
-              </w:r>
-            </w:ins>
-            <w:del w:id="39" w:author="Luka Seamus Wright" w:date="2025-06-28T19:22:00Z" w16du:dateUtc="2025-06-28T11:22:00Z">
-              <w:r>
-                <w:rPr>
-                  <w:rFonts w:ascii="Times New Roman" w:hAnsi="Times New Roman" w:cs="Times New Roman"/>
-                  <w:color w:val="000000"/>
-                  <w:sz w:val="20"/>
-                  <w:szCs w:val="20"/>
-                </w:rPr>
-                <w:delText xml:space="preserve">1.2 </w:delText>
-              </w:r>
-            </w:del>
-            <w:ins w:id="40" w:author="Luka Seamus Wright" w:date="2025-06-28T19:22:00Z" w16du:dateUtc="2025-06-28T11:22:00Z">
-              <w:r>
-                <w:rPr>
-                  <w:rFonts w:ascii="Times New Roman" w:hAnsi="Times New Roman" w:cs="Times New Roman"/>
-                  <w:color w:val="000000"/>
-                  <w:sz w:val="20"/>
-                  <w:szCs w:val="20"/>
-                </w:rPr>
-                <w:t xml:space="preserve"> </w:t>
-              </w:r>
-            </w:ins>
+            <w:r>
+              <w:rPr>
+                <w:rFonts w:ascii="Times New Roman" w:hAnsi="Times New Roman" w:cs="Times New Roman"/>
+                <w:color w:val="000000"/>
+                <w:sz w:val="20"/>
+                <w:szCs w:val="20"/>
+              </w:rPr>
+              <w:t>1.5</w:t>
+            </w:r>
+            <w:r>
+              <w:rPr>
+                <w:rFonts w:ascii="Times New Roman" w:hAnsi="Times New Roman" w:cs="Times New Roman"/>
+                <w:color w:val="000000"/>
+                <w:sz w:val="20"/>
+                <w:szCs w:val="20"/>
+              </w:rPr>
+              <w:t xml:space="preserve"> </w:t>
+            </w:r>
             <w:r>
               <w:rPr>
                 <w:rFonts w:ascii="Times New Roman" w:hAnsi="Times New Roman" w:cs="Times New Roman"/>
@@ -1467,28 +1206,15 @@
               </w:rPr>
               <w:t xml:space="preserve">± </w:t>
             </w:r>
-            <w:ins w:id="41" w:author="Luka Seamus Wright" w:date="2025-06-28T19:22:00Z" w16du:dateUtc="2025-06-28T11:22:00Z">
-              <w:r>
-                <w:rPr>
-                  <w:rFonts w:ascii="Times New Roman" w:hAnsi="Times New Roman" w:cs="Times New Roman"/>
-                  <w:color w:val="000000"/>
-                  <w:sz w:val="20"/>
-                  <w:szCs w:val="20"/>
-                </w:rPr>
-                <w:t>1.3</w:t>
-              </w:r>
-            </w:ins>
-            <w:del w:id="42" w:author="Luka Seamus Wright" w:date="2025-06-28T19:22:00Z" w16du:dateUtc="2025-06-28T11:22:00Z">
-              <w:r>
-                <w:rPr>
-                  <w:rFonts w:ascii="Times New Roman" w:hAnsi="Times New Roman" w:cs="Times New Roman"/>
-                  <w:color w:val="000000"/>
-                  <w:sz w:val="20"/>
-                  <w:szCs w:val="20"/>
-                </w:rPr>
-                <w:delText>1.2</w:delText>
-              </w:r>
-            </w:del>
+            <w:r>
+              <w:rPr>
+                <w:rFonts w:ascii="Times New Roman" w:hAnsi="Times New Roman" w:cs="Times New Roman"/>
+                <w:color w:val="000000"/>
+                <w:sz w:val="20"/>
+                <w:szCs w:val="20"/>
+              </w:rPr>
+              <w:t>1.3</w:t>
+            </w:r>
           </w:p>
         </w:tc>
         <w:tc>
@@ -1504,39 +1230,24 @@
                 <w:szCs w:val="20"/>
               </w:rPr>
             </w:pPr>
-            <w:ins w:id="43" w:author="Luka Seamus Wright" w:date="2025-06-28T19:20:00Z" w16du:dateUtc="2025-06-28T11:20:00Z">
-              <w:r>
-                <w:rPr>
-                  <w:rFonts w:ascii="Times New Roman" w:hAnsi="Times New Roman" w:cs="Times New Roman"/>
-                  <w:color w:val="000000"/>
-                  <w:sz w:val="20"/>
-                  <w:szCs w:val="20"/>
-                </w:rPr>
-                <w:t>1.4</w:t>
-              </w:r>
-            </w:ins>
-            <w:del w:id="44" w:author="Luka Seamus Wright" w:date="2025-06-28T19:20:00Z" w16du:dateUtc="2025-06-28T11:20:00Z">
-              <w:r>
-                <w:rPr>
-                  <w:rFonts w:ascii="Times New Roman" w:hAnsi="Times New Roman" w:cs="Times New Roman"/>
-                  <w:color w:val="000000"/>
-                  <w:sz w:val="20"/>
-                  <w:szCs w:val="20"/>
-                </w:rPr>
-                <w:delText xml:space="preserve">1.3 </w:delText>
-              </w:r>
-            </w:del>
-            <w:ins w:id="45" w:author="Luka Seamus Wright" w:date="2025-06-28T19:20:00Z" w16du:dateUtc="2025-06-28T11:20:00Z">
-              <w:r>
-                <w:rPr>
-                  <w:rFonts w:ascii="Times New Roman" w:hAnsi="Times New Roman" w:cs="Times New Roman"/>
-                  <w:color w:val="000000"/>
-                  <w:sz w:val="20"/>
-                  <w:szCs w:val="20"/>
-                </w:rPr>
-                <w:t xml:space="preserve"> </w:t>
-              </w:r>
-            </w:ins>
+            <w:r>
+              <w:rPr>
+                <w:rFonts w:ascii="Times New Roman" w:hAnsi="Times New Roman" w:cs="Times New Roman"/>
+                <w:color w:val="000000"/>
+                <w:sz w:val="20"/>
+                <w:szCs w:val="20"/>
+              </w:rPr>
+              <w:t>1.4</w:t>
+            </w:r>
+            <w:r>
+              <w:rPr>
+                <w:rFonts w:ascii="Times New Roman" w:hAnsi="Times New Roman" w:cs="Times New Roman"/>
+                <w:color w:val="000000"/>
+                <w:sz w:val="20"/>
+                <w:szCs w:val="20"/>
+              </w:rPr>
+              <w:t xml:space="preserve"> </w:t>
+            </w:r>
             <w:r>
               <w:rPr>
                 <w:rFonts w:ascii="Times New Roman" w:hAnsi="Times New Roman" w:cs="Times New Roman"/>
@@ -1546,28 +1257,15 @@
               </w:rPr>
               <w:t xml:space="preserve">± </w:t>
             </w:r>
-            <w:ins w:id="46" w:author="Luka Seamus Wright" w:date="2025-06-28T19:20:00Z" w16du:dateUtc="2025-06-28T11:20:00Z">
-              <w:r>
-                <w:rPr>
-                  <w:rFonts w:ascii="Times New Roman" w:hAnsi="Times New Roman" w:cs="Times New Roman"/>
-                  <w:color w:val="000000"/>
-                  <w:sz w:val="20"/>
-                  <w:szCs w:val="20"/>
-                </w:rPr>
-                <w:t>0.97</w:t>
-              </w:r>
-            </w:ins>
-            <w:del w:id="47" w:author="Luka Seamus Wright" w:date="2025-06-28T19:20:00Z" w16du:dateUtc="2025-06-28T11:20:00Z">
-              <w:r>
-                <w:rPr>
-                  <w:rFonts w:ascii="Times New Roman" w:hAnsi="Times New Roman" w:cs="Times New Roman"/>
-                  <w:color w:val="000000"/>
-                  <w:sz w:val="20"/>
-                  <w:szCs w:val="20"/>
-                </w:rPr>
-                <w:delText>1.1</w:delText>
-              </w:r>
-            </w:del>
+            <w:r>
+              <w:rPr>
+                <w:rFonts w:ascii="Times New Roman" w:hAnsi="Times New Roman" w:cs="Times New Roman"/>
+                <w:color w:val="000000"/>
+                <w:sz w:val="20"/>
+                <w:szCs w:val="20"/>
+              </w:rPr>
+              <w:t>0.97</w:t>
+            </w:r>
           </w:p>
         </w:tc>
         <w:tc>
@@ -1583,39 +1281,24 @@
                 <w:szCs w:val="20"/>
               </w:rPr>
             </w:pPr>
-            <w:ins w:id="48" w:author="Luka Seamus Wright" w:date="2025-06-28T19:25:00Z" w16du:dateUtc="2025-06-28T11:25:00Z">
-              <w:r>
-                <w:rPr>
-                  <w:rFonts w:ascii="Times New Roman" w:hAnsi="Times New Roman" w:cs="Times New Roman"/>
-                  <w:color w:val="000000"/>
-                  <w:sz w:val="20"/>
-                  <w:szCs w:val="20"/>
-                </w:rPr>
-                <w:t>0.12</w:t>
-              </w:r>
-            </w:ins>
-            <w:del w:id="49" w:author="Luka Seamus Wright" w:date="2025-06-28T19:25:00Z" w16du:dateUtc="2025-06-28T11:25:00Z">
-              <w:r>
-                <w:rPr>
-                  <w:rFonts w:ascii="Times New Roman" w:hAnsi="Times New Roman" w:cs="Times New Roman"/>
-                  <w:color w:val="000000"/>
-                  <w:sz w:val="20"/>
-                  <w:szCs w:val="20"/>
-                </w:rPr>
-                <w:delText xml:space="preserve">0.052 </w:delText>
-              </w:r>
-            </w:del>
-            <w:ins w:id="50" w:author="Luka Seamus Wright" w:date="2025-06-28T19:25:00Z" w16du:dateUtc="2025-06-28T11:25:00Z">
-              <w:r>
-                <w:rPr>
-                  <w:rFonts w:ascii="Times New Roman" w:hAnsi="Times New Roman" w:cs="Times New Roman"/>
-                  <w:color w:val="000000"/>
-                  <w:sz w:val="20"/>
-                  <w:szCs w:val="20"/>
-                </w:rPr>
-                <w:t xml:space="preserve"> </w:t>
-              </w:r>
-            </w:ins>
+            <w:r>
+              <w:rPr>
+                <w:rFonts w:ascii="Times New Roman" w:hAnsi="Times New Roman" w:cs="Times New Roman"/>
+                <w:color w:val="000000"/>
+                <w:sz w:val="20"/>
+                <w:szCs w:val="20"/>
+              </w:rPr>
+              <w:t>0.12</w:t>
+            </w:r>
+            <w:r>
+              <w:rPr>
+                <w:rFonts w:ascii="Times New Roman" w:hAnsi="Times New Roman" w:cs="Times New Roman"/>
+                <w:color w:val="000000"/>
+                <w:sz w:val="20"/>
+                <w:szCs w:val="20"/>
+              </w:rPr>
+              <w:t xml:space="preserve"> </w:t>
+            </w:r>
             <w:r>
               <w:rPr>
                 <w:rFonts w:ascii="Times New Roman" w:hAnsi="Times New Roman" w:cs="Times New Roman"/>
@@ -1625,28 +1308,15 @@
               </w:rPr>
               <w:t xml:space="preserve">± </w:t>
             </w:r>
-            <w:ins w:id="51" w:author="Luka Seamus Wright" w:date="2025-06-28T19:25:00Z" w16du:dateUtc="2025-06-28T11:25:00Z">
-              <w:r>
-                <w:rPr>
-                  <w:rFonts w:ascii="Times New Roman" w:hAnsi="Times New Roman" w:cs="Times New Roman"/>
-                  <w:color w:val="000000"/>
-                  <w:sz w:val="20"/>
-                  <w:szCs w:val="20"/>
-                </w:rPr>
-                <w:t>1.3</w:t>
-              </w:r>
-            </w:ins>
-            <w:del w:id="52" w:author="Luka Seamus Wright" w:date="2025-06-28T19:25:00Z" w16du:dateUtc="2025-06-28T11:25:00Z">
-              <w:r>
-                <w:rPr>
-                  <w:rFonts w:ascii="Times New Roman" w:hAnsi="Times New Roman" w:cs="Times New Roman"/>
-                  <w:color w:val="000000"/>
-                  <w:sz w:val="20"/>
-                  <w:szCs w:val="20"/>
-                </w:rPr>
-                <w:delText>1.1</w:delText>
-              </w:r>
-            </w:del>
+            <w:r>
+              <w:rPr>
+                <w:rFonts w:ascii="Times New Roman" w:hAnsi="Times New Roman" w:cs="Times New Roman"/>
+                <w:color w:val="000000"/>
+                <w:sz w:val="20"/>
+                <w:szCs w:val="20"/>
+              </w:rPr>
+              <w:t>1.3</w:t>
+            </w:r>
           </w:p>
         </w:tc>
         <w:tc>
@@ -1662,28 +1332,15 @@
                 <w:szCs w:val="20"/>
               </w:rPr>
             </w:pPr>
-            <w:ins w:id="53" w:author="Luka Seamus Wright" w:date="2025-06-28T19:26:00Z" w16du:dateUtc="2025-06-28T11:26:00Z">
-              <w:r>
-                <w:rPr>
-                  <w:rFonts w:ascii="Times New Roman" w:hAnsi="Times New Roman" w:cs="Times New Roman"/>
-                  <w:color w:val="000000"/>
-                  <w:sz w:val="20"/>
-                  <w:szCs w:val="20"/>
-                </w:rPr>
-                <w:t>0.51</w:t>
-              </w:r>
-            </w:ins>
-            <w:del w:id="54" w:author="Luka Seamus Wright" w:date="2025-06-28T19:26:00Z" w16du:dateUtc="2025-06-28T11:26:00Z">
-              <w:r>
-                <w:rPr>
-                  <w:rFonts w:ascii="Times New Roman" w:hAnsi="Times New Roman" w:cs="Times New Roman"/>
-                  <w:color w:val="000000"/>
-                  <w:sz w:val="20"/>
-                  <w:szCs w:val="20"/>
-                </w:rPr>
-                <w:delText>0.54</w:delText>
-              </w:r>
-            </w:del>
+            <w:r>
+              <w:rPr>
+                <w:rFonts w:ascii="Times New Roman" w:hAnsi="Times New Roman" w:cs="Times New Roman"/>
+                <w:color w:val="000000"/>
+                <w:sz w:val="20"/>
+                <w:szCs w:val="20"/>
+              </w:rPr>
+              <w:t>0.51</w:t>
+            </w:r>
           </w:p>
         </w:tc>
       </w:tr>
@@ -1757,50 +1414,17 @@
                 <w:sz w:val="20"/>
                 <w:szCs w:val="20"/>
               </w:rPr>
-              <w:t>0.2</w:t>
-            </w:r>
-            <w:del w:id="55" w:author="Luka Seamus Wright" w:date="2025-06-28T19:20:00Z" w16du:dateUtc="2025-06-28T11:20:00Z">
-              <w:r>
-                <w:rPr>
-                  <w:rFonts w:ascii="Times New Roman" w:hAnsi="Times New Roman" w:cs="Times New Roman"/>
-                  <w:color w:val="000000"/>
-                  <w:sz w:val="20"/>
-                  <w:szCs w:val="20"/>
-                </w:rPr>
-                <w:delText>2</w:delText>
-              </w:r>
-            </w:del>
-            <w:r>
-              <w:rPr>
-                <w:rFonts w:ascii="Times New Roman" w:hAnsi="Times New Roman" w:cs="Times New Roman"/>
-                <w:color w:val="000000"/>
-                <w:sz w:val="20"/>
-                <w:szCs w:val="20"/>
-              </w:rPr>
-              <w:t xml:space="preserve"> ± </w:t>
-            </w:r>
-            <w:ins w:id="56" w:author="Luka Seamus Wright" w:date="2025-06-28T19:20:00Z" w16du:dateUtc="2025-06-28T11:20:00Z">
-              <w:r>
-                <w:rPr>
-                  <w:rFonts w:ascii="Times New Roman" w:hAnsi="Times New Roman" w:cs="Times New Roman"/>
-                  <w:color w:val="000000"/>
-                  <w:sz w:val="20"/>
-                  <w:szCs w:val="20"/>
-                </w:rPr>
-                <w:t>0.15</w:t>
-              </w:r>
-            </w:ins>
-            <w:del w:id="57" w:author="Luka Seamus Wright" w:date="2025-06-28T19:20:00Z" w16du:dateUtc="2025-06-28T11:20:00Z">
-              <w:r>
-                <w:rPr>
-                  <w:rFonts w:ascii="Times New Roman" w:hAnsi="Times New Roman" w:cs="Times New Roman"/>
-                  <w:color w:val="000000"/>
-                  <w:sz w:val="20"/>
-                  <w:szCs w:val="20"/>
-                </w:rPr>
-                <w:delText>0.055</w:delText>
-              </w:r>
-            </w:del>
+              <w:t xml:space="preserve">0.2 ± </w:t>
+            </w:r>
+            <w:r>
+              <w:rPr>
+                <w:rFonts w:ascii="Times New Roman" w:hAnsi="Times New Roman" w:cs="Times New Roman"/>
+                <w:color w:val="000000"/>
+                <w:sz w:val="20"/>
+                <w:szCs w:val="20"/>
+              </w:rPr>
+              <w:t>0.15</w:t>
+            </w:r>
           </w:p>
         </w:tc>
         <w:tc>
@@ -1825,28 +1449,15 @@
               </w:rPr>
               <w:t xml:space="preserve">0.11 ± </w:t>
             </w:r>
-            <w:ins w:id="58" w:author="Luka Seamus Wright" w:date="2025-06-28T19:22:00Z" w16du:dateUtc="2025-06-28T11:22:00Z">
-              <w:r>
-                <w:rPr>
-                  <w:rFonts w:ascii="Times New Roman" w:hAnsi="Times New Roman" w:cs="Times New Roman"/>
-                  <w:color w:val="000000"/>
-                  <w:sz w:val="20"/>
-                  <w:szCs w:val="20"/>
-                </w:rPr>
-                <w:t>0.019</w:t>
-              </w:r>
-            </w:ins>
-            <w:del w:id="59" w:author="Luka Seamus Wright" w:date="2025-06-28T19:22:00Z" w16du:dateUtc="2025-06-28T11:22:00Z">
-              <w:r>
-                <w:rPr>
-                  <w:rFonts w:ascii="Times New Roman" w:hAnsi="Times New Roman" w:cs="Times New Roman"/>
-                  <w:color w:val="000000"/>
-                  <w:sz w:val="20"/>
-                  <w:szCs w:val="20"/>
-                </w:rPr>
-                <w:delText>0.023</w:delText>
-              </w:r>
-            </w:del>
+            <w:r>
+              <w:rPr>
+                <w:rFonts w:ascii="Times New Roman" w:hAnsi="Times New Roman" w:cs="Times New Roman"/>
+                <w:color w:val="000000"/>
+                <w:sz w:val="20"/>
+                <w:szCs w:val="20"/>
+              </w:rPr>
+              <w:t>0.019</w:t>
+            </w:r>
           </w:p>
         </w:tc>
         <w:tc>
@@ -1862,39 +1473,24 @@
                 <w:szCs w:val="20"/>
               </w:rPr>
             </w:pPr>
-            <w:ins w:id="60" w:author="Luka Seamus Wright" w:date="2025-06-28T19:21:00Z" w16du:dateUtc="2025-06-28T11:21:00Z">
-              <w:r>
-                <w:rPr>
-                  <w:rFonts w:ascii="Times New Roman" w:hAnsi="Times New Roman" w:cs="Times New Roman"/>
-                  <w:color w:val="000000"/>
-                  <w:sz w:val="20"/>
-                  <w:szCs w:val="20"/>
-                </w:rPr>
-                <w:t>0.3</w:t>
-              </w:r>
-            </w:ins>
-            <w:del w:id="61" w:author="Luka Seamus Wright" w:date="2025-06-28T19:21:00Z" w16du:dateUtc="2025-06-28T11:21:00Z">
-              <w:r>
-                <w:rPr>
-                  <w:rFonts w:ascii="Times New Roman" w:hAnsi="Times New Roman" w:cs="Times New Roman"/>
-                  <w:color w:val="000000"/>
-                  <w:sz w:val="20"/>
-                  <w:szCs w:val="20"/>
-                </w:rPr>
-                <w:delText xml:space="preserve">0.27 </w:delText>
-              </w:r>
-            </w:del>
-            <w:ins w:id="62" w:author="Luka Seamus Wright" w:date="2025-06-28T19:21:00Z" w16du:dateUtc="2025-06-28T11:21:00Z">
-              <w:r>
-                <w:rPr>
-                  <w:rFonts w:ascii="Times New Roman" w:hAnsi="Times New Roman" w:cs="Times New Roman"/>
-                  <w:color w:val="000000"/>
-                  <w:sz w:val="20"/>
-                  <w:szCs w:val="20"/>
-                </w:rPr>
-                <w:t xml:space="preserve"> </w:t>
-              </w:r>
-            </w:ins>
+            <w:r>
+              <w:rPr>
+                <w:rFonts w:ascii="Times New Roman" w:hAnsi="Times New Roman" w:cs="Times New Roman"/>
+                <w:color w:val="000000"/>
+                <w:sz w:val="20"/>
+                <w:szCs w:val="20"/>
+              </w:rPr>
+              <w:t>0.3</w:t>
+            </w:r>
+            <w:r>
+              <w:rPr>
+                <w:rFonts w:ascii="Times New Roman" w:hAnsi="Times New Roman" w:cs="Times New Roman"/>
+                <w:color w:val="000000"/>
+                <w:sz w:val="20"/>
+                <w:szCs w:val="20"/>
+              </w:rPr>
+              <w:t xml:space="preserve"> </w:t>
+            </w:r>
             <w:r>
               <w:rPr>
                 <w:rFonts w:ascii="Times New Roman" w:hAnsi="Times New Roman" w:cs="Times New Roman"/>
@@ -1904,28 +1500,15 @@
               </w:rPr>
               <w:t xml:space="preserve">± </w:t>
             </w:r>
-            <w:ins w:id="63" w:author="Luka Seamus Wright" w:date="2025-06-28T19:21:00Z" w16du:dateUtc="2025-06-28T11:21:00Z">
-              <w:r>
-                <w:rPr>
-                  <w:rFonts w:ascii="Times New Roman" w:hAnsi="Times New Roman" w:cs="Times New Roman"/>
-                  <w:color w:val="000000"/>
-                  <w:sz w:val="20"/>
-                  <w:szCs w:val="20"/>
-                </w:rPr>
-                <w:t>0.044</w:t>
-              </w:r>
-            </w:ins>
-            <w:del w:id="64" w:author="Luka Seamus Wright" w:date="2025-06-28T19:21:00Z" w16du:dateUtc="2025-06-28T11:21:00Z">
-              <w:r>
-                <w:rPr>
-                  <w:rFonts w:ascii="Times New Roman" w:hAnsi="Times New Roman" w:cs="Times New Roman"/>
-                  <w:color w:val="000000"/>
-                  <w:sz w:val="20"/>
-                  <w:szCs w:val="20"/>
-                </w:rPr>
-                <w:delText>0.043</w:delText>
-              </w:r>
-            </w:del>
+            <w:r>
+              <w:rPr>
+                <w:rFonts w:ascii="Times New Roman" w:hAnsi="Times New Roman" w:cs="Times New Roman"/>
+                <w:color w:val="000000"/>
+                <w:sz w:val="20"/>
+                <w:szCs w:val="20"/>
+              </w:rPr>
+              <w:t>0.044</w:t>
+            </w:r>
           </w:p>
         </w:tc>
         <w:tc>
@@ -1941,39 +1524,24 @@
                 <w:szCs w:val="20"/>
               </w:rPr>
             </w:pPr>
-            <w:ins w:id="65" w:author="Luka Seamus Wright" w:date="2025-06-28T19:26:00Z" w16du:dateUtc="2025-06-28T11:26:00Z">
-              <w:r>
-                <w:rPr>
-                  <w:rFonts w:ascii="Times New Roman" w:hAnsi="Times New Roman" w:cs="Times New Roman"/>
-                  <w:color w:val="000000"/>
-                  <w:sz w:val="20"/>
-                  <w:szCs w:val="20"/>
-                </w:rPr>
-                <w:t>0.19</w:t>
-              </w:r>
-            </w:ins>
-            <w:del w:id="66" w:author="Luka Seamus Wright" w:date="2025-06-28T19:26:00Z" w16du:dateUtc="2025-06-28T11:26:00Z">
-              <w:r>
-                <w:rPr>
-                  <w:rFonts w:ascii="Times New Roman" w:hAnsi="Times New Roman" w:cs="Times New Roman"/>
-                  <w:color w:val="000000"/>
-                  <w:sz w:val="20"/>
-                  <w:szCs w:val="20"/>
-                </w:rPr>
-                <w:delText xml:space="preserve">0.16 </w:delText>
-              </w:r>
-            </w:del>
-            <w:ins w:id="67" w:author="Luka Seamus Wright" w:date="2025-06-28T19:26:00Z" w16du:dateUtc="2025-06-28T11:26:00Z">
-              <w:r>
-                <w:rPr>
-                  <w:rFonts w:ascii="Times New Roman" w:hAnsi="Times New Roman" w:cs="Times New Roman"/>
-                  <w:color w:val="000000"/>
-                  <w:sz w:val="20"/>
-                  <w:szCs w:val="20"/>
-                </w:rPr>
-                <w:t xml:space="preserve"> </w:t>
-              </w:r>
-            </w:ins>
+            <w:r>
+              <w:rPr>
+                <w:rFonts w:ascii="Times New Roman" w:hAnsi="Times New Roman" w:cs="Times New Roman"/>
+                <w:color w:val="000000"/>
+                <w:sz w:val="20"/>
+                <w:szCs w:val="20"/>
+              </w:rPr>
+              <w:t>0.19</w:t>
+            </w:r>
+            <w:r>
+              <w:rPr>
+                <w:rFonts w:ascii="Times New Roman" w:hAnsi="Times New Roman" w:cs="Times New Roman"/>
+                <w:color w:val="000000"/>
+                <w:sz w:val="20"/>
+                <w:szCs w:val="20"/>
+              </w:rPr>
+              <w:t xml:space="preserve"> </w:t>
+            </w:r>
             <w:r>
               <w:rPr>
                 <w:rFonts w:ascii="Times New Roman" w:hAnsi="Times New Roman" w:cs="Times New Roman"/>
@@ -1983,28 +1551,15 @@
               </w:rPr>
               <w:t xml:space="preserve">± </w:t>
             </w:r>
-            <w:ins w:id="68" w:author="Luka Seamus Wright" w:date="2025-06-28T19:26:00Z" w16du:dateUtc="2025-06-28T11:26:00Z">
-              <w:r>
-                <w:rPr>
-                  <w:rFonts w:ascii="Times New Roman" w:hAnsi="Times New Roman" w:cs="Times New Roman"/>
-                  <w:color w:val="000000"/>
-                  <w:sz w:val="20"/>
-                  <w:szCs w:val="20"/>
-                </w:rPr>
-                <w:t>0.03</w:t>
-              </w:r>
-            </w:ins>
-            <w:del w:id="69" w:author="Luka Seamus Wright" w:date="2025-06-28T19:26:00Z" w16du:dateUtc="2025-06-28T11:26:00Z">
-              <w:r>
-                <w:rPr>
-                  <w:rFonts w:ascii="Times New Roman" w:hAnsi="Times New Roman" w:cs="Times New Roman"/>
-                  <w:color w:val="000000"/>
-                  <w:sz w:val="20"/>
-                  <w:szCs w:val="20"/>
-                </w:rPr>
-                <w:delText>0.047</w:delText>
-              </w:r>
-            </w:del>
+            <w:r>
+              <w:rPr>
+                <w:rFonts w:ascii="Times New Roman" w:hAnsi="Times New Roman" w:cs="Times New Roman"/>
+                <w:color w:val="000000"/>
+                <w:sz w:val="20"/>
+                <w:szCs w:val="20"/>
+              </w:rPr>
+              <w:t>0.03</w:t>
+            </w:r>
           </w:p>
         </w:tc>
         <w:tc>
@@ -2082,28 +1637,15 @@
                 <w:szCs w:val="20"/>
               </w:rPr>
             </w:pPr>
-            <w:ins w:id="70" w:author="Luka Seamus Wright" w:date="2025-06-28T19:20:00Z" w16du:dateUtc="2025-06-28T11:20:00Z">
-              <w:r>
-                <w:rPr>
-                  <w:rFonts w:ascii="Times New Roman" w:hAnsi="Times New Roman" w:cs="Times New Roman"/>
-                  <w:color w:val="000000"/>
-                  <w:sz w:val="20"/>
-                  <w:szCs w:val="20"/>
-                </w:rPr>
-                <w:t>22</w:t>
-              </w:r>
-            </w:ins>
-            <w:del w:id="71" w:author="Luka Seamus Wright" w:date="2025-06-28T19:20:00Z" w16du:dateUtc="2025-06-28T11:20:00Z">
-              <w:r>
-                <w:rPr>
-                  <w:rFonts w:ascii="Times New Roman" w:hAnsi="Times New Roman" w:cs="Times New Roman"/>
-                  <w:color w:val="000000"/>
-                  <w:sz w:val="20"/>
-                  <w:szCs w:val="20"/>
-                </w:rPr>
-                <w:delText>18</w:delText>
-              </w:r>
-            </w:del>
+            <w:r>
+              <w:rPr>
+                <w:rFonts w:ascii="Times New Roman" w:hAnsi="Times New Roman" w:cs="Times New Roman"/>
+                <w:color w:val="000000"/>
+                <w:sz w:val="20"/>
+                <w:szCs w:val="20"/>
+              </w:rPr>
+              <w:t>22</w:t>
+            </w:r>
             <w:r>
               <w:rPr>
                 <w:rFonts w:ascii="Times New Roman" w:hAnsi="Times New Roman" w:cs="Times New Roman"/>
@@ -2113,28 +1655,15 @@
               </w:rPr>
               <w:t xml:space="preserve"> ± </w:t>
             </w:r>
-            <w:ins w:id="72" w:author="Luka Seamus Wright" w:date="2025-06-28T19:20:00Z" w16du:dateUtc="2025-06-28T11:20:00Z">
-              <w:r>
-                <w:rPr>
-                  <w:rFonts w:ascii="Times New Roman" w:hAnsi="Times New Roman" w:cs="Times New Roman"/>
-                  <w:color w:val="000000"/>
-                  <w:sz w:val="20"/>
-                  <w:szCs w:val="20"/>
-                </w:rPr>
-                <w:t>9.1</w:t>
-              </w:r>
-            </w:ins>
-            <w:del w:id="73" w:author="Luka Seamus Wright" w:date="2025-06-28T19:20:00Z" w16du:dateUtc="2025-06-28T11:20:00Z">
-              <w:r>
-                <w:rPr>
-                  <w:rFonts w:ascii="Times New Roman" w:hAnsi="Times New Roman" w:cs="Times New Roman"/>
-                  <w:color w:val="000000"/>
-                  <w:sz w:val="20"/>
-                  <w:szCs w:val="20"/>
-                </w:rPr>
-                <w:delText>3.6</w:delText>
-              </w:r>
-            </w:del>
+            <w:r>
+              <w:rPr>
+                <w:rFonts w:ascii="Times New Roman" w:hAnsi="Times New Roman" w:cs="Times New Roman"/>
+                <w:color w:val="000000"/>
+                <w:sz w:val="20"/>
+                <w:szCs w:val="20"/>
+              </w:rPr>
+              <w:t>9.1</w:t>
+            </w:r>
           </w:p>
         </w:tc>
         <w:tc>
@@ -2150,28 +1679,15 @@
                 <w:szCs w:val="20"/>
               </w:rPr>
             </w:pPr>
-            <w:ins w:id="74" w:author="Luka Seamus Wright" w:date="2025-06-28T19:23:00Z" w16du:dateUtc="2025-06-28T11:23:00Z">
-              <w:r>
-                <w:rPr>
-                  <w:rFonts w:ascii="Times New Roman" w:hAnsi="Times New Roman" w:cs="Times New Roman"/>
-                  <w:color w:val="000000"/>
-                  <w:sz w:val="20"/>
-                  <w:szCs w:val="20"/>
-                </w:rPr>
-                <w:t>34</w:t>
-              </w:r>
-            </w:ins>
-            <w:del w:id="75" w:author="Luka Seamus Wright" w:date="2025-06-28T19:23:00Z" w16du:dateUtc="2025-06-28T11:23:00Z">
-              <w:r>
-                <w:rPr>
-                  <w:rFonts w:ascii="Times New Roman" w:hAnsi="Times New Roman" w:cs="Times New Roman"/>
-                  <w:color w:val="000000"/>
-                  <w:sz w:val="20"/>
-                  <w:szCs w:val="20"/>
-                </w:rPr>
-                <w:delText>32</w:delText>
-              </w:r>
-            </w:del>
+            <w:r>
+              <w:rPr>
+                <w:rFonts w:ascii="Times New Roman" w:hAnsi="Times New Roman" w:cs="Times New Roman"/>
+                <w:color w:val="000000"/>
+                <w:sz w:val="20"/>
+                <w:szCs w:val="20"/>
+              </w:rPr>
+              <w:t>34</w:t>
+            </w:r>
             <w:r>
               <w:rPr>
                 <w:rFonts w:ascii="Times New Roman" w:hAnsi="Times New Roman" w:cs="Times New Roman"/>
@@ -2181,28 +1697,15 @@
               </w:rPr>
               <w:t xml:space="preserve"> ± </w:t>
             </w:r>
-            <w:ins w:id="76" w:author="Luka Seamus Wright" w:date="2025-06-28T19:23:00Z" w16du:dateUtc="2025-06-28T11:23:00Z">
-              <w:r>
-                <w:rPr>
-                  <w:rFonts w:ascii="Times New Roman" w:hAnsi="Times New Roman" w:cs="Times New Roman"/>
-                  <w:color w:val="000000"/>
-                  <w:sz w:val="20"/>
-                  <w:szCs w:val="20"/>
-                </w:rPr>
-                <w:t>2.5</w:t>
-              </w:r>
-            </w:ins>
-            <w:del w:id="77" w:author="Luka Seamus Wright" w:date="2025-06-28T19:23:00Z" w16du:dateUtc="2025-06-28T11:23:00Z">
-              <w:r>
-                <w:rPr>
-                  <w:rFonts w:ascii="Times New Roman" w:hAnsi="Times New Roman" w:cs="Times New Roman"/>
-                  <w:color w:val="000000"/>
-                  <w:sz w:val="20"/>
-                  <w:szCs w:val="20"/>
-                </w:rPr>
-                <w:delText>2.3</w:delText>
-              </w:r>
-            </w:del>
+            <w:r>
+              <w:rPr>
+                <w:rFonts w:ascii="Times New Roman" w:hAnsi="Times New Roman" w:cs="Times New Roman"/>
+                <w:color w:val="000000"/>
+                <w:sz w:val="20"/>
+                <w:szCs w:val="20"/>
+              </w:rPr>
+              <w:t>2.5</w:t>
+            </w:r>
           </w:p>
         </w:tc>
         <w:tc>
@@ -2227,28 +1730,15 @@
               </w:rPr>
               <w:t xml:space="preserve">12 ± </w:t>
             </w:r>
-            <w:ins w:id="78" w:author="Luka Seamus Wright" w:date="2025-06-28T19:21:00Z" w16du:dateUtc="2025-06-28T11:21:00Z">
-              <w:r>
-                <w:rPr>
-                  <w:rFonts w:ascii="Times New Roman" w:hAnsi="Times New Roman" w:cs="Times New Roman"/>
-                  <w:color w:val="000000"/>
-                  <w:sz w:val="20"/>
-                  <w:szCs w:val="20"/>
-                </w:rPr>
-                <w:t>0.94</w:t>
-              </w:r>
-            </w:ins>
-            <w:del w:id="79" w:author="Luka Seamus Wright" w:date="2025-06-28T19:21:00Z" w16du:dateUtc="2025-06-28T11:21:00Z">
-              <w:r>
-                <w:rPr>
-                  <w:rFonts w:ascii="Times New Roman" w:hAnsi="Times New Roman" w:cs="Times New Roman"/>
-                  <w:color w:val="000000"/>
-                  <w:sz w:val="20"/>
-                  <w:szCs w:val="20"/>
-                </w:rPr>
-                <w:delText>1</w:delText>
-              </w:r>
-            </w:del>
+            <w:r>
+              <w:rPr>
+                <w:rFonts w:ascii="Times New Roman" w:hAnsi="Times New Roman" w:cs="Times New Roman"/>
+                <w:color w:val="000000"/>
+                <w:sz w:val="20"/>
+                <w:szCs w:val="20"/>
+              </w:rPr>
+              <w:t>0.94</w:t>
+            </w:r>
           </w:p>
         </w:tc>
         <w:tc>
@@ -2264,28 +1754,15 @@
                 <w:szCs w:val="20"/>
               </w:rPr>
             </w:pPr>
-            <w:ins w:id="80" w:author="Luka Seamus Wright" w:date="2025-06-28T19:26:00Z" w16du:dateUtc="2025-06-28T11:26:00Z">
-              <w:r>
-                <w:rPr>
-                  <w:rFonts w:ascii="Times New Roman" w:hAnsi="Times New Roman" w:cs="Times New Roman"/>
-                  <w:color w:val="000000"/>
-                  <w:sz w:val="20"/>
-                  <w:szCs w:val="20"/>
-                </w:rPr>
-                <w:t>21</w:t>
-              </w:r>
-            </w:ins>
-            <w:del w:id="81" w:author="Luka Seamus Wright" w:date="2025-06-28T19:26:00Z" w16du:dateUtc="2025-06-28T11:26:00Z">
-              <w:r>
-                <w:rPr>
-                  <w:rFonts w:ascii="Times New Roman" w:hAnsi="Times New Roman" w:cs="Times New Roman"/>
-                  <w:color w:val="000000"/>
-                  <w:sz w:val="20"/>
-                  <w:szCs w:val="20"/>
-                </w:rPr>
-                <w:delText>20</w:delText>
-              </w:r>
-            </w:del>
+            <w:r>
+              <w:rPr>
+                <w:rFonts w:ascii="Times New Roman" w:hAnsi="Times New Roman" w:cs="Times New Roman"/>
+                <w:color w:val="000000"/>
+                <w:sz w:val="20"/>
+                <w:szCs w:val="20"/>
+              </w:rPr>
+              <w:t>21</w:t>
+            </w:r>
             <w:r>
               <w:rPr>
                 <w:rFonts w:ascii="Times New Roman" w:hAnsi="Times New Roman" w:cs="Times New Roman"/>
@@ -2295,28 +1772,15 @@
               </w:rPr>
               <w:t xml:space="preserve"> ± </w:t>
             </w:r>
-            <w:ins w:id="82" w:author="Luka Seamus Wright" w:date="2025-06-28T19:26:00Z" w16du:dateUtc="2025-06-28T11:26:00Z">
-              <w:r>
-                <w:rPr>
-                  <w:rFonts w:ascii="Times New Roman" w:hAnsi="Times New Roman" w:cs="Times New Roman"/>
-                  <w:color w:val="000000"/>
-                  <w:sz w:val="20"/>
-                  <w:szCs w:val="20"/>
-                </w:rPr>
-                <w:t>2.6</w:t>
-              </w:r>
-            </w:ins>
-            <w:del w:id="83" w:author="Luka Seamus Wright" w:date="2025-06-28T19:26:00Z" w16du:dateUtc="2025-06-28T11:26:00Z">
-              <w:r>
-                <w:rPr>
-                  <w:rFonts w:ascii="Times New Roman" w:hAnsi="Times New Roman" w:cs="Times New Roman"/>
-                  <w:color w:val="000000"/>
-                  <w:sz w:val="20"/>
-                  <w:szCs w:val="20"/>
-                </w:rPr>
-                <w:delText>2.4</w:delText>
-              </w:r>
-            </w:del>
+            <w:r>
+              <w:rPr>
+                <w:rFonts w:ascii="Times New Roman" w:hAnsi="Times New Roman" w:cs="Times New Roman"/>
+                <w:color w:val="000000"/>
+                <w:sz w:val="20"/>
+                <w:szCs w:val="20"/>
+              </w:rPr>
+              <w:t>2.6</w:t>
+            </w:r>
           </w:p>
         </w:tc>
         <w:tc>
@@ -2582,28 +2046,15 @@
                 <w:szCs w:val="20"/>
               </w:rPr>
             </w:pPr>
-            <w:ins w:id="84" w:author="Luka Seamus Wright" w:date="2025-06-28T19:33:00Z" w16du:dateUtc="2025-06-28T11:33:00Z">
-              <w:r>
-                <w:rPr>
-                  <w:rFonts w:ascii="Times New Roman" w:hAnsi="Times New Roman" w:cs="Times New Roman"/>
-                  <w:color w:val="000000"/>
-                  <w:sz w:val="20"/>
-                  <w:szCs w:val="20"/>
-                </w:rPr>
-                <w:t>20</w:t>
-              </w:r>
-            </w:ins>
-            <w:del w:id="85" w:author="Luka Seamus Wright" w:date="2025-06-28T19:33:00Z" w16du:dateUtc="2025-06-28T11:33:00Z">
-              <w:r>
-                <w:rPr>
-                  <w:rFonts w:ascii="Times New Roman" w:hAnsi="Times New Roman" w:cs="Times New Roman"/>
-                  <w:color w:val="000000"/>
-                  <w:sz w:val="20"/>
-                  <w:szCs w:val="20"/>
-                </w:rPr>
-                <w:delText>22</w:delText>
-              </w:r>
-            </w:del>
+            <w:r>
+              <w:rPr>
+                <w:rFonts w:ascii="Times New Roman" w:hAnsi="Times New Roman" w:cs="Times New Roman"/>
+                <w:color w:val="000000"/>
+                <w:sz w:val="20"/>
+                <w:szCs w:val="20"/>
+              </w:rPr>
+              <w:t>20</w:t>
+            </w:r>
             <w:r>
               <w:rPr>
                 <w:rFonts w:ascii="Times New Roman" w:hAnsi="Times New Roman" w:cs="Times New Roman"/>
@@ -2613,28 +2064,15 @@
               </w:rPr>
               <w:t xml:space="preserve"> ± </w:t>
             </w:r>
-            <w:ins w:id="86" w:author="Luka Seamus Wright" w:date="2025-06-28T19:33:00Z" w16du:dateUtc="2025-06-28T11:33:00Z">
-              <w:r>
-                <w:rPr>
-                  <w:rFonts w:ascii="Times New Roman" w:hAnsi="Times New Roman" w:cs="Times New Roman"/>
-                  <w:color w:val="000000"/>
-                  <w:sz w:val="20"/>
-                  <w:szCs w:val="20"/>
-                </w:rPr>
-                <w:t>1.6</w:t>
-              </w:r>
-            </w:ins>
-            <w:del w:id="87" w:author="Luka Seamus Wright" w:date="2025-06-28T19:33:00Z" w16du:dateUtc="2025-06-28T11:33:00Z">
-              <w:r>
-                <w:rPr>
-                  <w:rFonts w:ascii="Times New Roman" w:hAnsi="Times New Roman" w:cs="Times New Roman"/>
-                  <w:color w:val="000000"/>
-                  <w:sz w:val="20"/>
-                  <w:szCs w:val="20"/>
-                </w:rPr>
-                <w:delText>2</w:delText>
-              </w:r>
-            </w:del>
+            <w:r>
+              <w:rPr>
+                <w:rFonts w:ascii="Times New Roman" w:hAnsi="Times New Roman" w:cs="Times New Roman"/>
+                <w:color w:val="000000"/>
+                <w:sz w:val="20"/>
+                <w:szCs w:val="20"/>
+              </w:rPr>
+              <w:t>1.6</w:t>
+            </w:r>
           </w:p>
         </w:tc>
         <w:tc>
@@ -2650,28 +2088,15 @@
                 <w:szCs w:val="20"/>
               </w:rPr>
             </w:pPr>
-            <w:ins w:id="88" w:author="Luka Seamus Wright" w:date="2025-06-28T19:35:00Z" w16du:dateUtc="2025-06-28T11:35:00Z">
-              <w:r>
-                <w:rPr>
-                  <w:rFonts w:ascii="Times New Roman" w:hAnsi="Times New Roman" w:cs="Times New Roman"/>
-                  <w:color w:val="000000"/>
-                  <w:sz w:val="20"/>
-                  <w:szCs w:val="20"/>
-                </w:rPr>
-                <w:t>18</w:t>
-              </w:r>
-            </w:ins>
-            <w:del w:id="89" w:author="Luka Seamus Wright" w:date="2025-06-28T19:35:00Z" w16du:dateUtc="2025-06-28T11:35:00Z">
-              <w:r>
-                <w:rPr>
-                  <w:rFonts w:ascii="Times New Roman" w:hAnsi="Times New Roman" w:cs="Times New Roman"/>
-                  <w:color w:val="000000"/>
-                  <w:sz w:val="20"/>
-                  <w:szCs w:val="20"/>
-                </w:rPr>
-                <w:delText>20</w:delText>
-              </w:r>
-            </w:del>
+            <w:r>
+              <w:rPr>
+                <w:rFonts w:ascii="Times New Roman" w:hAnsi="Times New Roman" w:cs="Times New Roman"/>
+                <w:color w:val="000000"/>
+                <w:sz w:val="20"/>
+                <w:szCs w:val="20"/>
+              </w:rPr>
+              <w:t>18</w:t>
+            </w:r>
             <w:r>
               <w:rPr>
                 <w:rFonts w:ascii="Times New Roman" w:hAnsi="Times New Roman" w:cs="Times New Roman"/>
@@ -2681,28 +2106,15 @@
               </w:rPr>
               <w:t xml:space="preserve"> ± </w:t>
             </w:r>
-            <w:ins w:id="90" w:author="Luka Seamus Wright" w:date="2025-06-28T19:36:00Z" w16du:dateUtc="2025-06-28T11:36:00Z">
-              <w:r>
-                <w:rPr>
-                  <w:rFonts w:ascii="Times New Roman" w:hAnsi="Times New Roman" w:cs="Times New Roman"/>
-                  <w:color w:val="000000"/>
-                  <w:sz w:val="20"/>
-                  <w:szCs w:val="20"/>
-                </w:rPr>
-                <w:t>1.6</w:t>
-              </w:r>
-            </w:ins>
-            <w:del w:id="91" w:author="Luka Seamus Wright" w:date="2025-06-28T19:36:00Z" w16du:dateUtc="2025-06-28T11:36:00Z">
-              <w:r>
-                <w:rPr>
-                  <w:rFonts w:ascii="Times New Roman" w:hAnsi="Times New Roman" w:cs="Times New Roman"/>
-                  <w:color w:val="000000"/>
-                  <w:sz w:val="20"/>
-                  <w:szCs w:val="20"/>
-                </w:rPr>
-                <w:delText>2</w:delText>
-              </w:r>
-            </w:del>
+            <w:r>
+              <w:rPr>
+                <w:rFonts w:ascii="Times New Roman" w:hAnsi="Times New Roman" w:cs="Times New Roman"/>
+                <w:color w:val="000000"/>
+                <w:sz w:val="20"/>
+                <w:szCs w:val="20"/>
+              </w:rPr>
+              <w:t>1.6</w:t>
+            </w:r>
           </w:p>
         </w:tc>
         <w:tc>
@@ -2846,28 +2258,15 @@
                 <w:szCs w:val="20"/>
               </w:rPr>
             </w:pPr>
-            <w:ins w:id="92" w:author="Luka Seamus Wright" w:date="2025-06-28T19:31:00Z" w16du:dateUtc="2025-06-28T11:31:00Z">
-              <w:r>
-                <w:rPr>
-                  <w:rFonts w:ascii="Times New Roman" w:hAnsi="Times New Roman" w:cs="Times New Roman"/>
-                  <w:color w:val="000000"/>
-                  <w:sz w:val="20"/>
-                  <w:szCs w:val="20"/>
-                </w:rPr>
-                <w:t>0.089</w:t>
-              </w:r>
-            </w:ins>
-            <w:del w:id="93" w:author="Luka Seamus Wright" w:date="2025-06-28T19:31:00Z" w16du:dateUtc="2025-06-28T11:31:00Z">
-              <w:r>
-                <w:rPr>
-                  <w:rFonts w:ascii="Times New Roman" w:hAnsi="Times New Roman" w:cs="Times New Roman"/>
-                  <w:color w:val="000000"/>
-                  <w:sz w:val="20"/>
-                  <w:szCs w:val="20"/>
-                </w:rPr>
-                <w:delText>0.079</w:delText>
-              </w:r>
-            </w:del>
+            <w:r>
+              <w:rPr>
+                <w:rFonts w:ascii="Times New Roman" w:hAnsi="Times New Roman" w:cs="Times New Roman"/>
+                <w:color w:val="000000"/>
+                <w:sz w:val="20"/>
+                <w:szCs w:val="20"/>
+              </w:rPr>
+              <w:t>0.089</w:t>
+            </w:r>
             <w:r>
               <w:rPr>
                 <w:rFonts w:ascii="Times New Roman" w:hAnsi="Times New Roman" w:cs="Times New Roman"/>
@@ -2877,28 +2276,15 @@
               </w:rPr>
               <w:t xml:space="preserve"> ± </w:t>
             </w:r>
-            <w:ins w:id="94" w:author="Luka Seamus Wright" w:date="2025-06-28T19:31:00Z" w16du:dateUtc="2025-06-28T11:31:00Z">
-              <w:r>
-                <w:rPr>
-                  <w:rFonts w:ascii="Times New Roman" w:hAnsi="Times New Roman" w:cs="Times New Roman"/>
-                  <w:color w:val="000000"/>
-                  <w:sz w:val="20"/>
-                  <w:szCs w:val="20"/>
-                </w:rPr>
-                <w:t>0.072</w:t>
-              </w:r>
-            </w:ins>
-            <w:del w:id="95" w:author="Luka Seamus Wright" w:date="2025-06-28T19:31:00Z" w16du:dateUtc="2025-06-28T11:31:00Z">
-              <w:r>
-                <w:rPr>
-                  <w:rFonts w:ascii="Times New Roman" w:hAnsi="Times New Roman" w:cs="Times New Roman"/>
-                  <w:color w:val="000000"/>
-                  <w:sz w:val="20"/>
-                  <w:szCs w:val="20"/>
-                </w:rPr>
-                <w:delText>0.063</w:delText>
-              </w:r>
-            </w:del>
+            <w:r>
+              <w:rPr>
+                <w:rFonts w:ascii="Times New Roman" w:hAnsi="Times New Roman" w:cs="Times New Roman"/>
+                <w:color w:val="000000"/>
+                <w:sz w:val="20"/>
+                <w:szCs w:val="20"/>
+              </w:rPr>
+              <w:t>0.072</w:t>
+            </w:r>
           </w:p>
         </w:tc>
         <w:tc>
@@ -2914,39 +2300,24 @@
                 <w:szCs w:val="20"/>
               </w:rPr>
             </w:pPr>
-            <w:ins w:id="96" w:author="Luka Seamus Wright" w:date="2025-06-28T19:33:00Z" w16du:dateUtc="2025-06-28T11:33:00Z">
-              <w:r>
-                <w:rPr>
-                  <w:rFonts w:ascii="Times New Roman" w:hAnsi="Times New Roman" w:cs="Times New Roman"/>
-                  <w:color w:val="000000"/>
-                  <w:sz w:val="20"/>
-                  <w:szCs w:val="20"/>
-                </w:rPr>
-                <w:t>0.79</w:t>
-              </w:r>
-            </w:ins>
-            <w:del w:id="97" w:author="Luka Seamus Wright" w:date="2025-06-28T19:33:00Z" w16du:dateUtc="2025-06-28T11:33:00Z">
-              <w:r>
-                <w:rPr>
-                  <w:rFonts w:ascii="Times New Roman" w:hAnsi="Times New Roman" w:cs="Times New Roman"/>
-                  <w:color w:val="000000"/>
-                  <w:sz w:val="20"/>
-                  <w:szCs w:val="20"/>
-                </w:rPr>
-                <w:delText xml:space="preserve">0.91 </w:delText>
-              </w:r>
-            </w:del>
-            <w:ins w:id="98" w:author="Luka Seamus Wright" w:date="2025-06-28T19:33:00Z" w16du:dateUtc="2025-06-28T11:33:00Z">
-              <w:r>
-                <w:rPr>
-                  <w:rFonts w:ascii="Times New Roman" w:hAnsi="Times New Roman" w:cs="Times New Roman"/>
-                  <w:color w:val="000000"/>
-                  <w:sz w:val="20"/>
-                  <w:szCs w:val="20"/>
-                </w:rPr>
-                <w:t xml:space="preserve"> </w:t>
-              </w:r>
-            </w:ins>
+            <w:r>
+              <w:rPr>
+                <w:rFonts w:ascii="Times New Roman" w:hAnsi="Times New Roman" w:cs="Times New Roman"/>
+                <w:color w:val="000000"/>
+                <w:sz w:val="20"/>
+                <w:szCs w:val="20"/>
+              </w:rPr>
+              <w:t>0.79</w:t>
+            </w:r>
+            <w:r>
+              <w:rPr>
+                <w:rFonts w:ascii="Times New Roman" w:hAnsi="Times New Roman" w:cs="Times New Roman"/>
+                <w:color w:val="000000"/>
+                <w:sz w:val="20"/>
+                <w:szCs w:val="20"/>
+              </w:rPr>
+              <w:t xml:space="preserve"> </w:t>
+            </w:r>
             <w:r>
               <w:rPr>
                 <w:rFonts w:ascii="Times New Roman" w:hAnsi="Times New Roman" w:cs="Times New Roman"/>
@@ -2956,28 +2327,15 @@
               </w:rPr>
               <w:t xml:space="preserve">± </w:t>
             </w:r>
-            <w:ins w:id="99" w:author="Luka Seamus Wright" w:date="2025-06-28T19:33:00Z" w16du:dateUtc="2025-06-28T11:33:00Z">
-              <w:r>
-                <w:rPr>
-                  <w:rFonts w:ascii="Times New Roman" w:hAnsi="Times New Roman" w:cs="Times New Roman"/>
-                  <w:color w:val="000000"/>
-                  <w:sz w:val="20"/>
-                  <w:szCs w:val="20"/>
-                </w:rPr>
-                <w:t>0.59</w:t>
-              </w:r>
-            </w:ins>
-            <w:del w:id="100" w:author="Luka Seamus Wright" w:date="2025-06-28T19:33:00Z" w16du:dateUtc="2025-06-28T11:33:00Z">
-              <w:r>
-                <w:rPr>
-                  <w:rFonts w:ascii="Times New Roman" w:hAnsi="Times New Roman" w:cs="Times New Roman"/>
-                  <w:color w:val="000000"/>
-                  <w:sz w:val="20"/>
-                  <w:szCs w:val="20"/>
-                </w:rPr>
-                <w:delText>0.67</w:delText>
-              </w:r>
-            </w:del>
+            <w:r>
+              <w:rPr>
+                <w:rFonts w:ascii="Times New Roman" w:hAnsi="Times New Roman" w:cs="Times New Roman"/>
+                <w:color w:val="000000"/>
+                <w:sz w:val="20"/>
+                <w:szCs w:val="20"/>
+              </w:rPr>
+              <w:t>0.59</w:t>
+            </w:r>
           </w:p>
         </w:tc>
         <w:tc>
@@ -2993,28 +2351,15 @@
                 <w:szCs w:val="20"/>
               </w:rPr>
             </w:pPr>
-            <w:ins w:id="101" w:author="Luka Seamus Wright" w:date="2025-06-28T19:36:00Z" w16du:dateUtc="2025-06-28T11:36:00Z">
-              <w:r>
-                <w:rPr>
-                  <w:rFonts w:ascii="Times New Roman" w:hAnsi="Times New Roman" w:cs="Times New Roman"/>
-                  <w:color w:val="000000"/>
-                  <w:sz w:val="20"/>
-                  <w:szCs w:val="20"/>
-                </w:rPr>
-                <w:t>0.71</w:t>
-              </w:r>
-            </w:ins>
-            <w:del w:id="102" w:author="Luka Seamus Wright" w:date="2025-06-28T19:36:00Z" w16du:dateUtc="2025-06-28T11:36:00Z">
-              <w:r>
-                <w:rPr>
-                  <w:rFonts w:ascii="Times New Roman" w:hAnsi="Times New Roman" w:cs="Times New Roman"/>
-                  <w:color w:val="000000"/>
-                  <w:sz w:val="20"/>
-                  <w:szCs w:val="20"/>
-                </w:rPr>
-                <w:delText>0.83</w:delText>
-              </w:r>
-            </w:del>
+            <w:r>
+              <w:rPr>
+                <w:rFonts w:ascii="Times New Roman" w:hAnsi="Times New Roman" w:cs="Times New Roman"/>
+                <w:color w:val="000000"/>
+                <w:sz w:val="20"/>
+                <w:szCs w:val="20"/>
+              </w:rPr>
+              <w:t>0.71</w:t>
+            </w:r>
             <w:r>
               <w:rPr>
                 <w:rFonts w:ascii="Times New Roman" w:hAnsi="Times New Roman" w:cs="Times New Roman"/>
@@ -3024,28 +2369,15 @@
               </w:rPr>
               <w:t xml:space="preserve"> ± </w:t>
             </w:r>
-            <w:ins w:id="103" w:author="Luka Seamus Wright" w:date="2025-06-28T19:36:00Z" w16du:dateUtc="2025-06-28T11:36:00Z">
-              <w:r>
-                <w:rPr>
-                  <w:rFonts w:ascii="Times New Roman" w:hAnsi="Times New Roman" w:cs="Times New Roman"/>
-                  <w:color w:val="000000"/>
-                  <w:sz w:val="20"/>
-                  <w:szCs w:val="20"/>
-                </w:rPr>
-                <w:t>0.6</w:t>
-              </w:r>
-            </w:ins>
-            <w:del w:id="104" w:author="Luka Seamus Wright" w:date="2025-06-28T19:36:00Z" w16du:dateUtc="2025-06-28T11:36:00Z">
-              <w:r>
-                <w:rPr>
-                  <w:rFonts w:ascii="Times New Roman" w:hAnsi="Times New Roman" w:cs="Times New Roman"/>
-                  <w:color w:val="000000"/>
-                  <w:sz w:val="20"/>
-                  <w:szCs w:val="20"/>
-                </w:rPr>
-                <w:delText>0.67</w:delText>
-              </w:r>
-            </w:del>
+            <w:r>
+              <w:rPr>
+                <w:rFonts w:ascii="Times New Roman" w:hAnsi="Times New Roman" w:cs="Times New Roman"/>
+                <w:color w:val="000000"/>
+                <w:sz w:val="20"/>
+                <w:szCs w:val="20"/>
+              </w:rPr>
+              <w:t>0.6</w:t>
+            </w:r>
           </w:p>
         </w:tc>
         <w:tc>
@@ -3074,32 +2406,17 @@
               </w:rPr>
               <w:t>0.9</w:t>
             </w:r>
-            <w:ins w:id="105" w:author="Luka Seamus Wright" w:date="2025-06-28T19:37:00Z" w16du:dateUtc="2025-06-28T11:37:00Z">
-              <w:r>
-                <w:rPr>
-                  <w:rFonts w:ascii="Times New Roman" w:hAnsi="Times New Roman" w:cs="Times New Roman"/>
-                  <w:b/>
-                  <w:bCs/>
-                  <w:color w:val="000000"/>
-                  <w:sz w:val="20"/>
-                  <w:szCs w:val="20"/>
-                </w:rPr>
-                <w:t>6</w:t>
-              </w:r>
-            </w:ins>
-            <w:del w:id="106" w:author="Luka Seamus Wright" w:date="2025-06-28T19:37:00Z" w16du:dateUtc="2025-06-28T11:37:00Z">
-              <w:r>
-                <w:rPr>
-                  <w:rFonts w:ascii="Times New Roman" w:hAnsi="Times New Roman" w:cs="Times New Roman"/>
-                  <w:b/>
-                  <w:bCs/>
-                  <w:color w:val="000000"/>
-                  <w:sz w:val="20"/>
-                  <w:szCs w:val="20"/>
-                </w:rPr>
-                <w:delText>7</w:delText>
-              </w:r>
-            </w:del>
+            <w:r>
+              <w:rPr>
+                <w:rFonts w:ascii="Times New Roman" w:hAnsi="Times New Roman" w:cs="Times New Roman"/>
+                <w:b/>
+                <w:bCs/>
+                <w:color w:val="000000"/>
+                <w:sz w:val="20"/>
+                <w:szCs w:val="20"/>
+              </w:rPr>
+              <w:t>6</w:t>
+            </w:r>
           </w:p>
         </w:tc>
       </w:tr>
@@ -3183,28 +2500,15 @@
               </w:rPr>
               <w:t xml:space="preserve">0.22 ± </w:t>
             </w:r>
-            <w:ins w:id="107" w:author="Luka Seamus Wright" w:date="2025-06-28T19:28:00Z" w16du:dateUtc="2025-06-28T11:28:00Z">
-              <w:r>
-                <w:rPr>
-                  <w:rFonts w:ascii="Times New Roman" w:hAnsi="Times New Roman" w:cs="Times New Roman"/>
-                  <w:color w:val="000000"/>
-                  <w:sz w:val="20"/>
-                  <w:szCs w:val="20"/>
-                </w:rPr>
-                <w:t>0.18</w:t>
-              </w:r>
-            </w:ins>
-            <w:del w:id="108" w:author="Luka Seamus Wright" w:date="2025-06-28T19:28:00Z" w16du:dateUtc="2025-06-28T11:28:00Z">
-              <w:r>
-                <w:rPr>
-                  <w:rFonts w:ascii="Times New Roman" w:hAnsi="Times New Roman" w:cs="Times New Roman"/>
-                  <w:color w:val="000000"/>
-                  <w:sz w:val="20"/>
-                  <w:szCs w:val="20"/>
-                </w:rPr>
-                <w:delText>0.051</w:delText>
-              </w:r>
-            </w:del>
+            <w:r>
+              <w:rPr>
+                <w:rFonts w:ascii="Times New Roman" w:hAnsi="Times New Roman" w:cs="Times New Roman"/>
+                <w:color w:val="000000"/>
+                <w:sz w:val="20"/>
+                <w:szCs w:val="20"/>
+              </w:rPr>
+              <w:t>0.18</w:t>
+            </w:r>
           </w:p>
         </w:tc>
         <w:tc>
@@ -3220,28 +2524,15 @@
                 <w:szCs w:val="20"/>
               </w:rPr>
             </w:pPr>
-            <w:ins w:id="109" w:author="Luka Seamus Wright" w:date="2025-06-28T19:32:00Z" w16du:dateUtc="2025-06-28T11:32:00Z">
-              <w:r>
-                <w:rPr>
-                  <w:rFonts w:ascii="Times New Roman" w:hAnsi="Times New Roman" w:cs="Times New Roman"/>
-                  <w:color w:val="000000"/>
-                  <w:sz w:val="20"/>
-                  <w:szCs w:val="20"/>
-                </w:rPr>
-                <w:t>0.14</w:t>
-              </w:r>
-            </w:ins>
-            <w:del w:id="110" w:author="Luka Seamus Wright" w:date="2025-06-28T19:32:00Z" w16du:dateUtc="2025-06-28T11:32:00Z">
-              <w:r>
-                <w:rPr>
-                  <w:rFonts w:ascii="Times New Roman" w:hAnsi="Times New Roman" w:cs="Times New Roman"/>
-                  <w:color w:val="000000"/>
-                  <w:sz w:val="20"/>
-                  <w:szCs w:val="20"/>
-                </w:rPr>
-                <w:delText>0.16</w:delText>
-              </w:r>
-            </w:del>
+            <w:r>
+              <w:rPr>
+                <w:rFonts w:ascii="Times New Roman" w:hAnsi="Times New Roman" w:cs="Times New Roman"/>
+                <w:color w:val="000000"/>
+                <w:sz w:val="20"/>
+                <w:szCs w:val="20"/>
+              </w:rPr>
+              <w:t>0.14</w:t>
+            </w:r>
             <w:r>
               <w:rPr>
                 <w:rFonts w:ascii="Times New Roman" w:hAnsi="Times New Roman" w:cs="Times New Roman"/>
@@ -3251,28 +2542,15 @@
               </w:rPr>
               <w:t xml:space="preserve"> ± </w:t>
             </w:r>
-            <w:ins w:id="111" w:author="Luka Seamus Wright" w:date="2025-06-28T19:32:00Z" w16du:dateUtc="2025-06-28T11:32:00Z">
-              <w:r>
-                <w:rPr>
-                  <w:rFonts w:ascii="Times New Roman" w:hAnsi="Times New Roman" w:cs="Times New Roman"/>
-                  <w:color w:val="000000"/>
-                  <w:sz w:val="20"/>
-                  <w:szCs w:val="20"/>
-                </w:rPr>
-                <w:t>0.027</w:t>
-              </w:r>
-            </w:ins>
-            <w:del w:id="112" w:author="Luka Seamus Wright" w:date="2025-06-28T19:32:00Z" w16du:dateUtc="2025-06-28T11:32:00Z">
-              <w:r>
-                <w:rPr>
-                  <w:rFonts w:ascii="Times New Roman" w:hAnsi="Times New Roman" w:cs="Times New Roman"/>
-                  <w:color w:val="000000"/>
-                  <w:sz w:val="20"/>
-                  <w:szCs w:val="20"/>
-                </w:rPr>
-                <w:delText>0.034</w:delText>
-              </w:r>
-            </w:del>
+            <w:r>
+              <w:rPr>
+                <w:rFonts w:ascii="Times New Roman" w:hAnsi="Times New Roman" w:cs="Times New Roman"/>
+                <w:color w:val="000000"/>
+                <w:sz w:val="20"/>
+                <w:szCs w:val="20"/>
+              </w:rPr>
+              <w:t>0.027</w:t>
+            </w:r>
           </w:p>
         </w:tc>
         <w:tc>
@@ -3288,39 +2566,24 @@
                 <w:szCs w:val="20"/>
               </w:rPr>
             </w:pPr>
-            <w:ins w:id="113" w:author="Luka Seamus Wright" w:date="2025-06-28T19:33:00Z" w16du:dateUtc="2025-06-28T11:33:00Z">
-              <w:r>
-                <w:rPr>
-                  <w:rFonts w:ascii="Times New Roman" w:hAnsi="Times New Roman" w:cs="Times New Roman"/>
-                  <w:color w:val="000000"/>
-                  <w:sz w:val="20"/>
-                  <w:szCs w:val="20"/>
-                </w:rPr>
-                <w:t>0.3</w:t>
-              </w:r>
-            </w:ins>
-            <w:del w:id="114" w:author="Luka Seamus Wright" w:date="2025-06-28T19:33:00Z" w16du:dateUtc="2025-06-28T11:33:00Z">
-              <w:r>
-                <w:rPr>
-                  <w:rFonts w:ascii="Times New Roman" w:hAnsi="Times New Roman" w:cs="Times New Roman"/>
-                  <w:color w:val="000000"/>
-                  <w:sz w:val="20"/>
-                  <w:szCs w:val="20"/>
-                </w:rPr>
-                <w:delText xml:space="preserve">0.23 </w:delText>
-              </w:r>
-            </w:del>
-            <w:ins w:id="115" w:author="Luka Seamus Wright" w:date="2025-06-28T19:33:00Z" w16du:dateUtc="2025-06-28T11:33:00Z">
-              <w:r>
-                <w:rPr>
-                  <w:rFonts w:ascii="Times New Roman" w:hAnsi="Times New Roman" w:cs="Times New Roman"/>
-                  <w:color w:val="000000"/>
-                  <w:sz w:val="20"/>
-                  <w:szCs w:val="20"/>
-                </w:rPr>
-                <w:t xml:space="preserve"> </w:t>
-              </w:r>
-            </w:ins>
+            <w:r>
+              <w:rPr>
+                <w:rFonts w:ascii="Times New Roman" w:hAnsi="Times New Roman" w:cs="Times New Roman"/>
+                <w:color w:val="000000"/>
+                <w:sz w:val="20"/>
+                <w:szCs w:val="20"/>
+              </w:rPr>
+              <w:t>0.3</w:t>
+            </w:r>
+            <w:r>
+              <w:rPr>
+                <w:rFonts w:ascii="Times New Roman" w:hAnsi="Times New Roman" w:cs="Times New Roman"/>
+                <w:color w:val="000000"/>
+                <w:sz w:val="20"/>
+                <w:szCs w:val="20"/>
+              </w:rPr>
+              <w:t xml:space="preserve"> </w:t>
+            </w:r>
             <w:r>
               <w:rPr>
                 <w:rFonts w:ascii="Times New Roman" w:hAnsi="Times New Roman" w:cs="Times New Roman"/>
@@ -3330,28 +2593,15 @@
               </w:rPr>
               <w:t xml:space="preserve">± </w:t>
             </w:r>
-            <w:ins w:id="116" w:author="Luka Seamus Wright" w:date="2025-06-28T19:34:00Z" w16du:dateUtc="2025-06-28T11:34:00Z">
-              <w:r>
-                <w:rPr>
-                  <w:rFonts w:ascii="Times New Roman" w:hAnsi="Times New Roman" w:cs="Times New Roman"/>
-                  <w:color w:val="000000"/>
-                  <w:sz w:val="20"/>
-                  <w:szCs w:val="20"/>
-                </w:rPr>
-                <w:t>0.073</w:t>
-              </w:r>
-            </w:ins>
-            <w:del w:id="117" w:author="Luka Seamus Wright" w:date="2025-06-28T19:34:00Z" w16du:dateUtc="2025-06-28T11:34:00Z">
-              <w:r>
-                <w:rPr>
-                  <w:rFonts w:ascii="Times New Roman" w:hAnsi="Times New Roman" w:cs="Times New Roman"/>
-                  <w:color w:val="000000"/>
-                  <w:sz w:val="20"/>
-                  <w:szCs w:val="20"/>
-                </w:rPr>
-                <w:delText>0.041</w:delText>
-              </w:r>
-            </w:del>
+            <w:r>
+              <w:rPr>
+                <w:rFonts w:ascii="Times New Roman" w:hAnsi="Times New Roman" w:cs="Times New Roman"/>
+                <w:color w:val="000000"/>
+                <w:sz w:val="20"/>
+                <w:szCs w:val="20"/>
+              </w:rPr>
+              <w:t>0.073</w:t>
+            </w:r>
           </w:p>
         </w:tc>
         <w:tc>
@@ -3367,28 +2617,15 @@
                 <w:szCs w:val="20"/>
               </w:rPr>
             </w:pPr>
-            <w:ins w:id="118" w:author="Luka Seamus Wright" w:date="2025-06-28T19:36:00Z" w16du:dateUtc="2025-06-28T11:36:00Z">
-              <w:r>
-                <w:rPr>
-                  <w:rFonts w:ascii="Times New Roman" w:hAnsi="Times New Roman" w:cs="Times New Roman"/>
-                  <w:color w:val="000000"/>
-                  <w:sz w:val="20"/>
-                  <w:szCs w:val="20"/>
-                </w:rPr>
-                <w:t>0.17</w:t>
-              </w:r>
-            </w:ins>
-            <w:del w:id="119" w:author="Luka Seamus Wright" w:date="2025-06-28T19:36:00Z" w16du:dateUtc="2025-06-28T11:36:00Z">
-              <w:r>
-                <w:rPr>
-                  <w:rFonts w:ascii="Times New Roman" w:hAnsi="Times New Roman" w:cs="Times New Roman"/>
-                  <w:color w:val="000000"/>
-                  <w:sz w:val="20"/>
-                  <w:szCs w:val="20"/>
-                </w:rPr>
-                <w:delText>0.066</w:delText>
-              </w:r>
-            </w:del>
+            <w:r>
+              <w:rPr>
+                <w:rFonts w:ascii="Times New Roman" w:hAnsi="Times New Roman" w:cs="Times New Roman"/>
+                <w:color w:val="000000"/>
+                <w:sz w:val="20"/>
+                <w:szCs w:val="20"/>
+              </w:rPr>
+              <w:t>0.17</w:t>
+            </w:r>
             <w:r>
               <w:rPr>
                 <w:rFonts w:ascii="Times New Roman" w:hAnsi="Times New Roman" w:cs="Times New Roman"/>
@@ -3398,28 +2635,15 @@
               </w:rPr>
               <w:t xml:space="preserve"> ± </w:t>
             </w:r>
-            <w:ins w:id="120" w:author="Luka Seamus Wright" w:date="2025-06-28T19:36:00Z" w16du:dateUtc="2025-06-28T11:36:00Z">
-              <w:r>
-                <w:rPr>
-                  <w:rFonts w:ascii="Times New Roman" w:hAnsi="Times New Roman" w:cs="Times New Roman"/>
-                  <w:color w:val="000000"/>
-                  <w:sz w:val="20"/>
-                  <w:szCs w:val="20"/>
-                </w:rPr>
-                <w:t>0.06</w:t>
-              </w:r>
-            </w:ins>
-            <w:del w:id="121" w:author="Luka Seamus Wright" w:date="2025-06-28T19:36:00Z" w16du:dateUtc="2025-06-28T11:36:00Z">
-              <w:r>
-                <w:rPr>
-                  <w:rFonts w:ascii="Times New Roman" w:hAnsi="Times New Roman" w:cs="Times New Roman"/>
-                  <w:color w:val="000000"/>
-                  <w:sz w:val="20"/>
-                  <w:szCs w:val="20"/>
-                </w:rPr>
-                <w:delText>0.054</w:delText>
-              </w:r>
-            </w:del>
+            <w:r>
+              <w:rPr>
+                <w:rFonts w:ascii="Times New Roman" w:hAnsi="Times New Roman" w:cs="Times New Roman"/>
+                <w:color w:val="000000"/>
+                <w:sz w:val="20"/>
+                <w:szCs w:val="20"/>
+              </w:rPr>
+              <w:t>0.06</w:t>
+            </w:r>
           </w:p>
         </w:tc>
         <w:tc>
@@ -3437,32 +2661,17 @@
                 <w:szCs w:val="20"/>
               </w:rPr>
             </w:pPr>
-            <w:del w:id="122" w:author="Luka Seamus Wright" w:date="2025-06-28T19:37:00Z" w16du:dateUtc="2025-06-28T11:37:00Z">
-              <w:r>
-                <w:rPr>
-                  <w:rFonts w:ascii="Times New Roman" w:hAnsi="Times New Roman" w:cs="Times New Roman"/>
-                  <w:b/>
-                  <w:bCs/>
-                  <w:color w:val="000000"/>
-                  <w:sz w:val="20"/>
-                  <w:szCs w:val="20"/>
-                </w:rPr>
-                <w:delText>0.91</w:delText>
-              </w:r>
-            </w:del>
-            <w:ins w:id="123" w:author="Luka Seamus Wright" w:date="2025-06-28T19:37:00Z" w16du:dateUtc="2025-06-28T11:37:00Z">
-              <w:r>
-                <w:rPr>
-                  <w:rFonts w:ascii="Times New Roman" w:hAnsi="Times New Roman" w:cs="Times New Roman"/>
-                  <w:b/>
-                  <w:bCs/>
-                  <w:color w:val="000000"/>
-                  <w:sz w:val="20"/>
-                  <w:szCs w:val="20"/>
-                </w:rPr>
-                <w:t>1</w:t>
-              </w:r>
-            </w:ins>
+            <w:r>
+              <w:rPr>
+                <w:rFonts w:ascii="Times New Roman" w:hAnsi="Times New Roman" w:cs="Times New Roman"/>
+                <w:b/>
+                <w:bCs/>
+                <w:color w:val="000000"/>
+                <w:sz w:val="20"/>
+                <w:szCs w:val="20"/>
+              </w:rPr>
+              <w:t>1</w:t>
+            </w:r>
           </w:p>
         </w:tc>
       </w:tr>
@@ -3518,28 +2727,15 @@
                 <w:szCs w:val="20"/>
               </w:rPr>
             </w:pPr>
-            <w:ins w:id="124" w:author="Luka Seamus Wright" w:date="2025-06-28T19:29:00Z" w16du:dateUtc="2025-06-28T11:29:00Z">
-              <w:r>
-                <w:rPr>
-                  <w:rFonts w:ascii="Times New Roman" w:hAnsi="Times New Roman" w:cs="Times New Roman"/>
-                  <w:color w:val="000000"/>
-                  <w:sz w:val="20"/>
-                  <w:szCs w:val="20"/>
-                </w:rPr>
-                <w:t>20</w:t>
-              </w:r>
-            </w:ins>
-            <w:del w:id="125" w:author="Luka Seamus Wright" w:date="2025-06-28T19:29:00Z" w16du:dateUtc="2025-06-28T11:29:00Z">
-              <w:r>
-                <w:rPr>
-                  <w:rFonts w:ascii="Times New Roman" w:hAnsi="Times New Roman" w:cs="Times New Roman"/>
-                  <w:color w:val="000000"/>
-                  <w:sz w:val="20"/>
-                  <w:szCs w:val="20"/>
-                </w:rPr>
-                <w:delText>16</w:delText>
-              </w:r>
-            </w:del>
+            <w:r>
+              <w:rPr>
+                <w:rFonts w:ascii="Times New Roman" w:hAnsi="Times New Roman" w:cs="Times New Roman"/>
+                <w:color w:val="000000"/>
+                <w:sz w:val="20"/>
+                <w:szCs w:val="20"/>
+              </w:rPr>
+              <w:t>20</w:t>
+            </w:r>
             <w:r>
               <w:rPr>
                 <w:rFonts w:ascii="Times New Roman" w:hAnsi="Times New Roman" w:cs="Times New Roman"/>
@@ -3549,28 +2745,15 @@
               </w:rPr>
               <w:t xml:space="preserve"> ± </w:t>
             </w:r>
-            <w:ins w:id="126" w:author="Luka Seamus Wright" w:date="2025-06-28T19:29:00Z" w16du:dateUtc="2025-06-28T11:29:00Z">
-              <w:r>
-                <w:rPr>
-                  <w:rFonts w:ascii="Times New Roman" w:hAnsi="Times New Roman" w:cs="Times New Roman"/>
-                  <w:color w:val="000000"/>
-                  <w:sz w:val="20"/>
-                  <w:szCs w:val="20"/>
-                </w:rPr>
-                <w:t>7.8</w:t>
-              </w:r>
-            </w:ins>
-            <w:del w:id="127" w:author="Luka Seamus Wright" w:date="2025-06-28T19:29:00Z" w16du:dateUtc="2025-06-28T11:29:00Z">
-              <w:r>
-                <w:rPr>
-                  <w:rFonts w:ascii="Times New Roman" w:hAnsi="Times New Roman" w:cs="Times New Roman"/>
-                  <w:color w:val="000000"/>
-                  <w:sz w:val="20"/>
-                  <w:szCs w:val="20"/>
-                </w:rPr>
-                <w:delText>3.1</w:delText>
-              </w:r>
-            </w:del>
+            <w:r>
+              <w:rPr>
+                <w:rFonts w:ascii="Times New Roman" w:hAnsi="Times New Roman" w:cs="Times New Roman"/>
+                <w:color w:val="000000"/>
+                <w:sz w:val="20"/>
+                <w:szCs w:val="20"/>
+              </w:rPr>
+              <w:t>7.8</w:t>
+            </w:r>
           </w:p>
         </w:tc>
         <w:tc>
@@ -3589,28 +2772,15 @@
                 <w:szCs w:val="20"/>
               </w:rPr>
             </w:pPr>
-            <w:ins w:id="128" w:author="Luka Seamus Wright" w:date="2025-06-28T19:32:00Z" w16du:dateUtc="2025-06-28T11:32:00Z">
-              <w:r>
-                <w:rPr>
-                  <w:rFonts w:ascii="Times New Roman" w:hAnsi="Times New Roman" w:cs="Times New Roman"/>
-                  <w:color w:val="000000"/>
-                  <w:sz w:val="20"/>
-                  <w:szCs w:val="20"/>
-                </w:rPr>
-                <w:t>27</w:t>
-              </w:r>
-            </w:ins>
-            <w:del w:id="129" w:author="Luka Seamus Wright" w:date="2025-06-28T19:32:00Z" w16du:dateUtc="2025-06-28T11:32:00Z">
-              <w:r>
-                <w:rPr>
-                  <w:rFonts w:ascii="Times New Roman" w:hAnsi="Times New Roman" w:cs="Times New Roman"/>
-                  <w:color w:val="000000"/>
-                  <w:sz w:val="20"/>
-                  <w:szCs w:val="20"/>
-                </w:rPr>
-                <w:delText>26</w:delText>
-              </w:r>
-            </w:del>
+            <w:r>
+              <w:rPr>
+                <w:rFonts w:ascii="Times New Roman" w:hAnsi="Times New Roman" w:cs="Times New Roman"/>
+                <w:color w:val="000000"/>
+                <w:sz w:val="20"/>
+                <w:szCs w:val="20"/>
+              </w:rPr>
+              <w:t>27</w:t>
+            </w:r>
             <w:r>
               <w:rPr>
                 <w:rFonts w:ascii="Times New Roman" w:hAnsi="Times New Roman" w:cs="Times New Roman"/>
@@ -3620,28 +2790,15 @@
               </w:rPr>
               <w:t xml:space="preserve"> ± </w:t>
             </w:r>
-            <w:ins w:id="130" w:author="Luka Seamus Wright" w:date="2025-06-28T19:32:00Z" w16du:dateUtc="2025-06-28T11:32:00Z">
-              <w:r>
-                <w:rPr>
-                  <w:rFonts w:ascii="Times New Roman" w:hAnsi="Times New Roman" w:cs="Times New Roman"/>
-                  <w:color w:val="000000"/>
-                  <w:sz w:val="20"/>
-                  <w:szCs w:val="20"/>
-                </w:rPr>
-                <w:t>2.5</w:t>
-              </w:r>
-            </w:ins>
-            <w:del w:id="131" w:author="Luka Seamus Wright" w:date="2025-06-28T19:32:00Z" w16du:dateUtc="2025-06-28T11:32:00Z">
-              <w:r>
-                <w:rPr>
-                  <w:rFonts w:ascii="Times New Roman" w:hAnsi="Times New Roman" w:cs="Times New Roman"/>
-                  <w:color w:val="000000"/>
-                  <w:sz w:val="20"/>
-                  <w:szCs w:val="20"/>
-                </w:rPr>
-                <w:delText>2.3</w:delText>
-              </w:r>
-            </w:del>
+            <w:r>
+              <w:rPr>
+                <w:rFonts w:ascii="Times New Roman" w:hAnsi="Times New Roman" w:cs="Times New Roman"/>
+                <w:color w:val="000000"/>
+                <w:sz w:val="20"/>
+                <w:szCs w:val="20"/>
+              </w:rPr>
+              <w:t>2.5</w:t>
+            </w:r>
           </w:p>
         </w:tc>
         <w:tc>
@@ -3660,28 +2817,15 @@
                 <w:szCs w:val="20"/>
               </w:rPr>
             </w:pPr>
-            <w:ins w:id="132" w:author="Luka Seamus Wright" w:date="2025-06-28T19:34:00Z" w16du:dateUtc="2025-06-28T11:34:00Z">
-              <w:r>
-                <w:rPr>
-                  <w:rFonts w:ascii="Times New Roman" w:hAnsi="Times New Roman" w:cs="Times New Roman"/>
-                  <w:color w:val="000000"/>
-                  <w:sz w:val="20"/>
-                  <w:szCs w:val="20"/>
-                </w:rPr>
-                <w:t>12</w:t>
-              </w:r>
-            </w:ins>
-            <w:del w:id="133" w:author="Luka Seamus Wright" w:date="2025-06-28T19:34:00Z" w16du:dateUtc="2025-06-28T11:34:00Z">
-              <w:r>
-                <w:rPr>
-                  <w:rFonts w:ascii="Times New Roman" w:hAnsi="Times New Roman" w:cs="Times New Roman"/>
-                  <w:color w:val="000000"/>
-                  <w:sz w:val="20"/>
-                  <w:szCs w:val="20"/>
-                </w:rPr>
-                <w:delText>11</w:delText>
-              </w:r>
-            </w:del>
+            <w:r>
+              <w:rPr>
+                <w:rFonts w:ascii="Times New Roman" w:hAnsi="Times New Roman" w:cs="Times New Roman"/>
+                <w:color w:val="000000"/>
+                <w:sz w:val="20"/>
+                <w:szCs w:val="20"/>
+              </w:rPr>
+              <w:t>12</w:t>
+            </w:r>
             <w:r>
               <w:rPr>
                 <w:rFonts w:ascii="Times New Roman" w:hAnsi="Times New Roman" w:cs="Times New Roman"/>
@@ -3709,28 +2853,15 @@
                 <w:szCs w:val="20"/>
               </w:rPr>
             </w:pPr>
-            <w:ins w:id="134" w:author="Luka Seamus Wright" w:date="2025-06-28T19:37:00Z" w16du:dateUtc="2025-06-28T11:37:00Z">
-              <w:r>
-                <w:rPr>
-                  <w:rFonts w:ascii="Times New Roman" w:hAnsi="Times New Roman" w:cs="Times New Roman"/>
-                  <w:color w:val="000000"/>
-                  <w:sz w:val="20"/>
-                  <w:szCs w:val="20"/>
-                </w:rPr>
-                <w:t>14</w:t>
-              </w:r>
-            </w:ins>
-            <w:del w:id="135" w:author="Luka Seamus Wright" w:date="2025-06-28T19:37:00Z" w16du:dateUtc="2025-06-28T11:37:00Z">
-              <w:r>
-                <w:rPr>
-                  <w:rFonts w:ascii="Times New Roman" w:hAnsi="Times New Roman" w:cs="Times New Roman"/>
-                  <w:color w:val="000000"/>
-                  <w:sz w:val="20"/>
-                  <w:szCs w:val="20"/>
-                </w:rPr>
-                <w:delText>15</w:delText>
-              </w:r>
-            </w:del>
+            <w:r>
+              <w:rPr>
+                <w:rFonts w:ascii="Times New Roman" w:hAnsi="Times New Roman" w:cs="Times New Roman"/>
+                <w:color w:val="000000"/>
+                <w:sz w:val="20"/>
+                <w:szCs w:val="20"/>
+              </w:rPr>
+              <w:t>14</w:t>
+            </w:r>
             <w:r>
               <w:rPr>
                 <w:rFonts w:ascii="Times New Roman" w:hAnsi="Times New Roman" w:cs="Times New Roman"/>
@@ -3740,28 +2871,15 @@
               </w:rPr>
               <w:t xml:space="preserve"> ± </w:t>
             </w:r>
-            <w:ins w:id="136" w:author="Luka Seamus Wright" w:date="2025-06-28T19:37:00Z" w16du:dateUtc="2025-06-28T11:37:00Z">
-              <w:r>
-                <w:rPr>
-                  <w:rFonts w:ascii="Times New Roman" w:hAnsi="Times New Roman" w:cs="Times New Roman"/>
-                  <w:color w:val="000000"/>
-                  <w:sz w:val="20"/>
-                  <w:szCs w:val="20"/>
-                </w:rPr>
-                <w:t>2.9</w:t>
-              </w:r>
-            </w:ins>
-            <w:del w:id="137" w:author="Luka Seamus Wright" w:date="2025-06-28T19:37:00Z" w16du:dateUtc="2025-06-28T11:37:00Z">
-              <w:r>
-                <w:rPr>
-                  <w:rFonts w:ascii="Times New Roman" w:hAnsi="Times New Roman" w:cs="Times New Roman"/>
-                  <w:color w:val="000000"/>
-                  <w:sz w:val="20"/>
-                  <w:szCs w:val="20"/>
-                </w:rPr>
-                <w:delText>3</w:delText>
-              </w:r>
-            </w:del>
+            <w:r>
+              <w:rPr>
+                <w:rFonts w:ascii="Times New Roman" w:hAnsi="Times New Roman" w:cs="Times New Roman"/>
+                <w:color w:val="000000"/>
+                <w:sz w:val="20"/>
+                <w:szCs w:val="20"/>
+              </w:rPr>
+              <w:t>2.9</w:t>
+            </w:r>
           </w:p>
         </w:tc>
         <w:tc>
@@ -3815,14 +2933,6 @@
     </w:sectPr>
   </w:body>
 </w:document>
-</file>
-
-<file path=word/people.xml><?xml version="1.0" encoding="utf-8"?>
-<w15:people xmlns:wpc="http://schemas.microsoft.com/office/word/2010/wordprocessingCanvas" xmlns:cx="http://schemas.microsoft.com/office/drawing/2014/chartex" xmlns:cx1="http://schemas.microsoft.com/office/drawing/2015/9/8/chartex" xmlns:cx2="http://schemas.microsoft.com/office/drawing/2015/10/21/chartex" xmlns:cx3="http://schemas.microsoft.com/office/drawing/2016/5/9/chartex" xmlns:cx4="http://schemas.microsoft.com/office/drawing/2016/5/10/chartex" xmlns:cx5="http://schemas.microsoft.com/office/drawing/2016/5/11/chartex" xmlns:cx6="http://schemas.microsoft.com/office/drawing/2016/5/12/chartex" xmlns:cx7="http://schemas.microsoft.com/office/drawing/2016/5/13/chartex" xmlns:cx8="http://schemas.microsoft.com/office/drawing/2016/5/14/chartex" xmlns:mc="http://schemas.openxmlformats.org/markup-compatibility/2006" xmlns:aink="http://schemas.microsoft.com/office/drawing/2016/ink" xmlns:am3d="http://schemas.microsoft.com/office/drawing/2017/model3d" xmlns:o="urn:schemas-microsoft-com:office:office" xmlns:oel="http://schemas.microsoft.com/office/2019/extlst" xmlns:r="http://schemas.openxmlformats.org/officeDocument/2006/relationships" xmlns:m="http://schemas.openxmlformats.org/officeDocument/2006/math" xmlns:v="urn:schemas-microsoft-com:vml" xmlns:wp14="http://schemas.microsoft.com/office/word/2010/wordprocessingDrawing" xmlns:wp="http://schemas.openxmlformats.org/drawingml/2006/wordprocessingDrawing" xmlns:w10="urn:schemas-microsoft-com:office:word" xmlns:w="http://schemas.openxmlformats.org/wordprocessingml/2006/main" xmlns:w14="http://schemas.microsoft.com/office/word/2010/wordml" xmlns:w15="http://schemas.microsoft.com/office/word/2012/wordml" xmlns:w16cex="http://schemas.microsoft.com/office/word/2018/wordml/cex" xmlns:w16cid="http://schemas.microsoft.com/office/word/2016/wordml/cid" xmlns:w16="http://schemas.microsoft.com/office/word/2018/wordml" xmlns:w16du="http://schemas.microsoft.com/office/word/2023/wordml/word16du" xmlns:w16sdtdh="http://schemas.microsoft.com/office/word/2020/wordml/sdtdatahash" xmlns:w16sdtfl="http://schemas.microsoft.com/office/word/2024/wordml/sdtformatlock" xmlns:w16se="http://schemas.microsoft.com/office/word/2015/wordml/symex" xmlns:wpg="http://schemas.microsoft.com/office/word/2010/wordprocessingGroup" xmlns:wpi="http://schemas.microsoft.com/office/word/2010/wordprocessingInk" xmlns:wne="http://schemas.microsoft.com/office/word/2006/wordml" xmlns:wps="http://schemas.microsoft.com/office/word/2010/wordprocessingShape" mc:Ignorable="w14 w15 w16se w16cid w16 w16cex w16sdtdh w16sdtfl w16du wp14">
-  <w15:person w15:author="Luka Seamus Wright">
-    <w15:presenceInfo w15:providerId="None" w15:userId="Luka Seamus Wright"/>
-  </w15:person>
-</w15:people>
 </file>
 
 <file path=word/styles.xml><?xml version="1.0" encoding="utf-8"?>
